--- a/_Studying(6th_sem)/Cryptography/Лабораторные работы/6+вопросы.docx
+++ b/_Studying(6th_sem)/Cryptography/Лабораторные работы/6+вопросы.docx
@@ -22,7 +22,9 @@
         <w:rPr>
           <w:rFonts w:ascii="Times New Roman" w:cs="Times New Roman" w:eastAsia="Times New Roman" w:hAnsi="Times New Roman"/>
           <w:b w:val="1"/>
-          <w:i w:val="0"/>
+          <w:bCs w:val="1"/>
+          <w:i w:val="0"/>
+          <w:iCs w:val="0"/>
           <w:smallCaps w:val="0"/>
           <w:strike w:val="0"/>
           <w:color w:val="000000"/>
@@ -39,7 +41,9 @@
         <w:rPr>
           <w:rFonts w:ascii="Times New Roman" w:cs="Times New Roman" w:eastAsia="Times New Roman" w:hAnsi="Times New Roman"/>
           <w:b w:val="1"/>
-          <w:i w:val="0"/>
+          <w:bCs w:val="1"/>
+          <w:i w:val="0"/>
+          <w:iCs w:val="0"/>
           <w:smallCaps w:val="0"/>
           <w:strike w:val="0"/>
           <w:color w:val="000000"/>
@@ -61,6 +65,7 @@
         <w:rPr>
           <w:rFonts w:ascii="Times New Roman" w:cs="Times New Roman" w:eastAsia="Times New Roman" w:hAnsi="Times New Roman"/>
           <w:b w:val="1"/>
+          <w:bCs w:val="1"/>
           <w:sz w:val="32"/>
           <w:szCs w:val="32"/>
         </w:rPr>
@@ -86,6 +91,7 @@
         <w:rPr>
           <w:rFonts w:ascii="Times New Roman" w:cs="Times New Roman" w:eastAsia="Times New Roman" w:hAnsi="Times New Roman"/>
           <w:b w:val="1"/>
+          <w:bCs w:val="1"/>
           <w:sz w:val="28"/>
           <w:szCs w:val="28"/>
           <w:rtl w:val="0"/>
@@ -109,6 +115,7 @@
         <w:rPr>
           <w:rFonts w:ascii="Times New Roman" w:cs="Times New Roman" w:eastAsia="Times New Roman" w:hAnsi="Times New Roman"/>
           <w:b w:val="1"/>
+          <w:bCs w:val="1"/>
           <w:sz w:val="28"/>
           <w:szCs w:val="28"/>
         </w:rPr>
@@ -134,6 +141,7 @@
         <w:rPr>
           <w:rFonts w:ascii="Times New Roman" w:cs="Times New Roman" w:eastAsia="Times New Roman" w:hAnsi="Times New Roman"/>
           <w:b w:val="1"/>
+          <w:bCs w:val="1"/>
           <w:sz w:val="28"/>
           <w:szCs w:val="28"/>
           <w:rtl w:val="0"/>
@@ -157,6 +165,7 @@
         <w:rPr>
           <w:rFonts w:ascii="Times New Roman" w:cs="Times New Roman" w:eastAsia="Times New Roman" w:hAnsi="Times New Roman"/>
           <w:b w:val="1"/>
+          <w:bCs w:val="1"/>
           <w:sz w:val="28"/>
           <w:szCs w:val="28"/>
         </w:rPr>
@@ -175,6 +184,7 @@
         <w:rPr>
           <w:rFonts w:ascii="Times New Roman" w:cs="Times New Roman" w:eastAsia="Times New Roman" w:hAnsi="Times New Roman"/>
           <w:b w:val="1"/>
+          <w:bCs w:val="1"/>
           <w:sz w:val="28"/>
           <w:szCs w:val="28"/>
         </w:rPr>
@@ -183,6 +193,7 @@
         <w:rPr>
           <w:rFonts w:ascii="Times New Roman" w:cs="Times New Roman" w:eastAsia="Times New Roman" w:hAnsi="Times New Roman"/>
           <w:b w:val="1"/>
+          <w:bCs w:val="1"/>
           <w:sz w:val="28"/>
           <w:szCs w:val="28"/>
           <w:rtl w:val="0"/>
@@ -218,7 +229,7 @@
         <w:widowControl w:val="1"/>
         <w:numPr>
           <w:ilvl w:val="0"/>
-          <w:numId w:val="4"/>
+          <w:numId w:val="2"/>
         </w:numPr>
         <w:pBdr>
           <w:top w:space="0" w:sz="0" w:val="nil"/>
@@ -234,22 +245,26 @@
         <w:rPr>
           <w:rFonts w:ascii="Times New Roman" w:cs="Times New Roman" w:eastAsia="Times New Roman" w:hAnsi="Times New Roman"/>
           <w:b w:val="0"/>
-          <w:i w:val="0"/>
-          <w:smallCaps w:val="0"/>
-          <w:strike w:val="0"/>
-          <w:color w:val="000000"/>
-          <w:sz w:val="28"/>
-          <w:szCs w:val="28"/>
-          <w:u w:val="none"/>
-          <w:shd w:fill="auto" w:val="clear"/>
-          <w:vertAlign w:val="baseline"/>
-        </w:rPr>
-      </w:pPr>
-      <w:r>
-        <w:rPr>
-          <w:rFonts w:ascii="Times New Roman" w:cs="Times New Roman" w:eastAsia="Times New Roman" w:hAnsi="Times New Roman"/>
-          <w:b w:val="0"/>
-          <w:i w:val="0"/>
+          <w:bCs w:val="0"/>
+          <w:i w:val="0"/>
+          <w:iCs w:val="0"/>
+          <w:smallCaps w:val="0"/>
+          <w:strike w:val="0"/>
+          <w:color w:val="000000"/>
+          <w:sz w:val="28"/>
+          <w:szCs w:val="28"/>
+          <w:u w:val="none"/>
+          <w:shd w:fill="auto" w:val="clear"/>
+          <w:vertAlign w:val="baseline"/>
+        </w:rPr>
+      </w:pPr>
+      <w:r>
+        <w:rPr>
+          <w:rFonts w:ascii="Times New Roman" w:cs="Times New Roman" w:eastAsia="Times New Roman" w:hAnsi="Times New Roman"/>
+          <w:b w:val="0"/>
+          <w:bCs w:val="0"/>
+          <w:i w:val="0"/>
+          <w:iCs w:val="0"/>
           <w:smallCaps w:val="0"/>
           <w:strike w:val="0"/>
           <w:color w:val="000000"/>
@@ -281,12 +296,12 @@
           <wp:inline distB="0" distT="0" distL="0" distR="0">
             <wp:extent cx="5760085" cy="1797685"/>
             <wp:effectExtent b="0" l="0" r="0" t="0"/>
-            <wp:docPr id="3" name="image1.png"/>
+            <wp:docPr id="5" name="image2.png"/>
             <a:graphic>
               <a:graphicData uri="http://schemas.openxmlformats.org/drawingml/2006/picture">
                 <pic:pic>
                   <pic:nvPicPr>
-                    <pic:cNvPr id="0" name="image1.png"/>
+                    <pic:cNvPr id="0" name="image2.png"/>
                     <pic:cNvPicPr preferRelativeResize="0"/>
                   </pic:nvPicPr>
                   <pic:blipFill>
@@ -354,12 +369,12 @@
           <wp:inline distB="0" distT="0" distL="0" distR="0">
             <wp:extent cx="5760085" cy="3724910"/>
             <wp:effectExtent b="0" l="0" r="0" t="0"/>
-            <wp:docPr id="4" name="image2.png"/>
+            <wp:docPr id="6" name="image1.png"/>
             <a:graphic>
               <a:graphicData uri="http://schemas.openxmlformats.org/drawingml/2006/picture">
                 <pic:pic>
                   <pic:nvPicPr>
-                    <pic:cNvPr id="0" name="image2.png"/>
+                    <pic:cNvPr id="0" name="image1.png"/>
                     <pic:cNvPicPr preferRelativeResize="0"/>
                   </pic:nvPicPr>
                   <pic:blipFill>
@@ -397,7 +412,7 @@
         <w:widowControl w:val="1"/>
         <w:numPr>
           <w:ilvl w:val="0"/>
-          <w:numId w:val="4"/>
+          <w:numId w:val="2"/>
         </w:numPr>
         <w:pBdr>
           <w:top w:space="0" w:sz="0" w:val="nil"/>
@@ -413,22 +428,26 @@
         <w:rPr>
           <w:rFonts w:ascii="Times New Roman" w:cs="Times New Roman" w:eastAsia="Times New Roman" w:hAnsi="Times New Roman"/>
           <w:b w:val="0"/>
-          <w:i w:val="0"/>
-          <w:smallCaps w:val="0"/>
-          <w:strike w:val="0"/>
-          <w:color w:val="000000"/>
-          <w:sz w:val="28"/>
-          <w:szCs w:val="28"/>
-          <w:u w:val="none"/>
-          <w:shd w:fill="auto" w:val="clear"/>
-          <w:vertAlign w:val="baseline"/>
-        </w:rPr>
-      </w:pPr>
-      <w:r>
-        <w:rPr>
-          <w:rFonts w:ascii="Times New Roman" w:cs="Times New Roman" w:eastAsia="Times New Roman" w:hAnsi="Times New Roman"/>
-          <w:b w:val="0"/>
-          <w:i w:val="0"/>
+          <w:bCs w:val="0"/>
+          <w:i w:val="0"/>
+          <w:iCs w:val="0"/>
+          <w:smallCaps w:val="0"/>
+          <w:strike w:val="0"/>
+          <w:color w:val="000000"/>
+          <w:sz w:val="28"/>
+          <w:szCs w:val="28"/>
+          <w:u w:val="none"/>
+          <w:shd w:fill="auto" w:val="clear"/>
+          <w:vertAlign w:val="baseline"/>
+        </w:rPr>
+      </w:pPr>
+      <w:r>
+        <w:rPr>
+          <w:rFonts w:ascii="Times New Roman" w:cs="Times New Roman" w:eastAsia="Times New Roman" w:hAnsi="Times New Roman"/>
+          <w:b w:val="0"/>
+          <w:bCs w:val="0"/>
+          <w:i w:val="0"/>
+          <w:iCs w:val="0"/>
           <w:smallCaps w:val="0"/>
           <w:strike w:val="0"/>
           <w:color w:val="000000"/>
@@ -450,7 +469,7 @@
         <w:widowControl w:val="1"/>
         <w:numPr>
           <w:ilvl w:val="0"/>
-          <w:numId w:val="4"/>
+          <w:numId w:val="2"/>
         </w:numPr>
         <w:pBdr>
           <w:top w:space="0" w:sz="0" w:val="nil"/>
@@ -466,22 +485,26 @@
         <w:rPr>
           <w:rFonts w:ascii="Times New Roman" w:cs="Times New Roman" w:eastAsia="Times New Roman" w:hAnsi="Times New Roman"/>
           <w:b w:val="0"/>
-          <w:i w:val="0"/>
-          <w:smallCaps w:val="0"/>
-          <w:strike w:val="0"/>
-          <w:color w:val="000000"/>
-          <w:sz w:val="28"/>
-          <w:szCs w:val="28"/>
-          <w:u w:val="none"/>
-          <w:shd w:fill="auto" w:val="clear"/>
-          <w:vertAlign w:val="baseline"/>
-        </w:rPr>
-      </w:pPr>
-      <w:r>
-        <w:rPr>
-          <w:rFonts w:ascii="Times New Roman" w:cs="Times New Roman" w:eastAsia="Times New Roman" w:hAnsi="Times New Roman"/>
-          <w:b w:val="0"/>
-          <w:i w:val="0"/>
+          <w:bCs w:val="0"/>
+          <w:i w:val="0"/>
+          <w:iCs w:val="0"/>
+          <w:smallCaps w:val="0"/>
+          <w:strike w:val="0"/>
+          <w:color w:val="000000"/>
+          <w:sz w:val="28"/>
+          <w:szCs w:val="28"/>
+          <w:u w:val="none"/>
+          <w:shd w:fill="auto" w:val="clear"/>
+          <w:vertAlign w:val="baseline"/>
+        </w:rPr>
+      </w:pPr>
+      <w:r>
+        <w:rPr>
+          <w:rFonts w:ascii="Times New Roman" w:cs="Times New Roman" w:eastAsia="Times New Roman" w:hAnsi="Times New Roman"/>
+          <w:b w:val="0"/>
+          <w:bCs w:val="0"/>
+          <w:i w:val="0"/>
+          <w:iCs w:val="0"/>
           <w:smallCaps w:val="0"/>
           <w:strike w:val="0"/>
           <w:color w:val="000000"/>
@@ -503,7 +526,7 @@
         <w:widowControl w:val="1"/>
         <w:numPr>
           <w:ilvl w:val="0"/>
-          <w:numId w:val="4"/>
+          <w:numId w:val="2"/>
         </w:numPr>
         <w:pBdr>
           <w:top w:space="0" w:sz="0" w:val="nil"/>
@@ -519,22 +542,26 @@
         <w:rPr>
           <w:rFonts w:ascii="Times New Roman" w:cs="Times New Roman" w:eastAsia="Times New Roman" w:hAnsi="Times New Roman"/>
           <w:b w:val="0"/>
-          <w:i w:val="0"/>
-          <w:smallCaps w:val="0"/>
-          <w:strike w:val="0"/>
-          <w:color w:val="000000"/>
-          <w:sz w:val="28"/>
-          <w:szCs w:val="28"/>
-          <w:u w:val="none"/>
-          <w:shd w:fill="auto" w:val="clear"/>
-          <w:vertAlign w:val="baseline"/>
-        </w:rPr>
-      </w:pPr>
-      <w:r>
-        <w:rPr>
-          <w:rFonts w:ascii="Times New Roman" w:cs="Times New Roman" w:eastAsia="Times New Roman" w:hAnsi="Times New Roman"/>
-          <w:b w:val="0"/>
-          <w:i w:val="0"/>
+          <w:bCs w:val="0"/>
+          <w:i w:val="0"/>
+          <w:iCs w:val="0"/>
+          <w:smallCaps w:val="0"/>
+          <w:strike w:val="0"/>
+          <w:color w:val="000000"/>
+          <w:sz w:val="28"/>
+          <w:szCs w:val="28"/>
+          <w:u w:val="none"/>
+          <w:shd w:fill="auto" w:val="clear"/>
+          <w:vertAlign w:val="baseline"/>
+        </w:rPr>
+      </w:pPr>
+      <w:r>
+        <w:rPr>
+          <w:rFonts w:ascii="Times New Roman" w:cs="Times New Roman" w:eastAsia="Times New Roman" w:hAnsi="Times New Roman"/>
+          <w:b w:val="0"/>
+          <w:bCs w:val="0"/>
+          <w:i w:val="0"/>
+          <w:iCs w:val="0"/>
           <w:smallCaps w:val="0"/>
           <w:strike w:val="0"/>
           <w:color w:val="000000"/>
@@ -556,7 +583,7 @@
         <w:widowControl w:val="1"/>
         <w:numPr>
           <w:ilvl w:val="0"/>
-          <w:numId w:val="4"/>
+          <w:numId w:val="2"/>
         </w:numPr>
         <w:pBdr>
           <w:top w:space="0" w:sz="0" w:val="nil"/>
@@ -572,22 +599,26 @@
         <w:rPr>
           <w:rFonts w:ascii="Times New Roman" w:cs="Times New Roman" w:eastAsia="Times New Roman" w:hAnsi="Times New Roman"/>
           <w:b w:val="0"/>
-          <w:i w:val="0"/>
-          <w:smallCaps w:val="0"/>
-          <w:strike w:val="0"/>
-          <w:color w:val="000000"/>
-          <w:sz w:val="28"/>
-          <w:szCs w:val="28"/>
-          <w:u w:val="none"/>
-          <w:shd w:fill="auto" w:val="clear"/>
-          <w:vertAlign w:val="baseline"/>
-        </w:rPr>
-      </w:pPr>
-      <w:r>
-        <w:rPr>
-          <w:rFonts w:ascii="Times New Roman" w:cs="Times New Roman" w:eastAsia="Times New Roman" w:hAnsi="Times New Roman"/>
-          <w:b w:val="0"/>
-          <w:i w:val="0"/>
+          <w:bCs w:val="0"/>
+          <w:i w:val="0"/>
+          <w:iCs w:val="0"/>
+          <w:smallCaps w:val="0"/>
+          <w:strike w:val="0"/>
+          <w:color w:val="000000"/>
+          <w:sz w:val="28"/>
+          <w:szCs w:val="28"/>
+          <w:u w:val="none"/>
+          <w:shd w:fill="auto" w:val="clear"/>
+          <w:vertAlign w:val="baseline"/>
+        </w:rPr>
+      </w:pPr>
+      <w:r>
+        <w:rPr>
+          <w:rFonts w:ascii="Times New Roman" w:cs="Times New Roman" w:eastAsia="Times New Roman" w:hAnsi="Times New Roman"/>
+          <w:b w:val="0"/>
+          <w:bCs w:val="0"/>
+          <w:i w:val="0"/>
+          <w:iCs w:val="0"/>
           <w:smallCaps w:val="0"/>
           <w:strike w:val="0"/>
           <w:color w:val="000000"/>
@@ -609,7 +640,7 @@
         <w:widowControl w:val="1"/>
         <w:numPr>
           <w:ilvl w:val="0"/>
-          <w:numId w:val="5"/>
+          <w:numId w:val="3"/>
         </w:numPr>
         <w:pBdr>
           <w:top w:space="0" w:sz="0" w:val="nil"/>
@@ -625,22 +656,26 @@
         <w:rPr>
           <w:rFonts w:ascii="Times New Roman" w:cs="Times New Roman" w:eastAsia="Times New Roman" w:hAnsi="Times New Roman"/>
           <w:b w:val="0"/>
-          <w:i w:val="0"/>
-          <w:smallCaps w:val="0"/>
-          <w:strike w:val="0"/>
-          <w:color w:val="000000"/>
-          <w:sz w:val="28"/>
-          <w:szCs w:val="28"/>
-          <w:u w:val="none"/>
-          <w:shd w:fill="auto" w:val="clear"/>
-          <w:vertAlign w:val="baseline"/>
-        </w:rPr>
-      </w:pPr>
-      <w:r>
-        <w:rPr>
-          <w:rFonts w:ascii="Times New Roman" w:cs="Times New Roman" w:eastAsia="Times New Roman" w:hAnsi="Times New Roman"/>
-          <w:b w:val="0"/>
-          <w:i w:val="0"/>
+          <w:bCs w:val="0"/>
+          <w:i w:val="0"/>
+          <w:iCs w:val="0"/>
+          <w:smallCaps w:val="0"/>
+          <w:strike w:val="0"/>
+          <w:color w:val="000000"/>
+          <w:sz w:val="28"/>
+          <w:szCs w:val="28"/>
+          <w:u w:val="none"/>
+          <w:shd w:fill="auto" w:val="clear"/>
+          <w:vertAlign w:val="baseline"/>
+        </w:rPr>
+      </w:pPr>
+      <w:r>
+        <w:rPr>
+          <w:rFonts w:ascii="Times New Roman" w:cs="Times New Roman" w:eastAsia="Times New Roman" w:hAnsi="Times New Roman"/>
+          <w:b w:val="0"/>
+          <w:bCs w:val="0"/>
+          <w:i w:val="0"/>
+          <w:iCs w:val="0"/>
           <w:smallCaps w:val="0"/>
           <w:strike w:val="0"/>
           <w:color w:val="000000"/>
@@ -662,7 +697,7 @@
         <w:widowControl w:val="1"/>
         <w:numPr>
           <w:ilvl w:val="0"/>
-          <w:numId w:val="5"/>
+          <w:numId w:val="3"/>
         </w:numPr>
         <w:pBdr>
           <w:top w:space="0" w:sz="0" w:val="nil"/>
@@ -678,22 +713,26 @@
         <w:rPr>
           <w:rFonts w:ascii="Times New Roman" w:cs="Times New Roman" w:eastAsia="Times New Roman" w:hAnsi="Times New Roman"/>
           <w:b w:val="0"/>
-          <w:i w:val="0"/>
-          <w:smallCaps w:val="0"/>
-          <w:strike w:val="0"/>
-          <w:color w:val="000000"/>
-          <w:sz w:val="28"/>
-          <w:szCs w:val="28"/>
-          <w:u w:val="none"/>
-          <w:shd w:fill="auto" w:val="clear"/>
-          <w:vertAlign w:val="baseline"/>
-        </w:rPr>
-      </w:pPr>
-      <w:r>
-        <w:rPr>
-          <w:rFonts w:ascii="Times New Roman" w:cs="Times New Roman" w:eastAsia="Times New Roman" w:hAnsi="Times New Roman"/>
-          <w:b w:val="0"/>
-          <w:i w:val="0"/>
+          <w:bCs w:val="0"/>
+          <w:i w:val="0"/>
+          <w:iCs w:val="0"/>
+          <w:smallCaps w:val="0"/>
+          <w:strike w:val="0"/>
+          <w:color w:val="000000"/>
+          <w:sz w:val="28"/>
+          <w:szCs w:val="28"/>
+          <w:u w:val="none"/>
+          <w:shd w:fill="auto" w:val="clear"/>
+          <w:vertAlign w:val="baseline"/>
+        </w:rPr>
+      </w:pPr>
+      <w:r>
+        <w:rPr>
+          <w:rFonts w:ascii="Times New Roman" w:cs="Times New Roman" w:eastAsia="Times New Roman" w:hAnsi="Times New Roman"/>
+          <w:b w:val="0"/>
+          <w:bCs w:val="0"/>
+          <w:i w:val="0"/>
+          <w:iCs w:val="0"/>
           <w:smallCaps w:val="0"/>
           <w:strike w:val="0"/>
           <w:color w:val="000000"/>
@@ -715,7 +754,7 @@
         <w:widowControl w:val="1"/>
         <w:numPr>
           <w:ilvl w:val="0"/>
-          <w:numId w:val="5"/>
+          <w:numId w:val="3"/>
         </w:numPr>
         <w:pBdr>
           <w:top w:space="0" w:sz="0" w:val="nil"/>
@@ -731,22 +770,26 @@
         <w:rPr>
           <w:rFonts w:ascii="Times New Roman" w:cs="Times New Roman" w:eastAsia="Times New Roman" w:hAnsi="Times New Roman"/>
           <w:b w:val="0"/>
-          <w:i w:val="0"/>
-          <w:smallCaps w:val="0"/>
-          <w:strike w:val="0"/>
-          <w:color w:val="000000"/>
-          <w:sz w:val="28"/>
-          <w:szCs w:val="28"/>
-          <w:u w:val="none"/>
-          <w:shd w:fill="auto" w:val="clear"/>
-          <w:vertAlign w:val="baseline"/>
-        </w:rPr>
-      </w:pPr>
-      <w:r>
-        <w:rPr>
-          <w:rFonts w:ascii="Times New Roman" w:cs="Times New Roman" w:eastAsia="Times New Roman" w:hAnsi="Times New Roman"/>
-          <w:b w:val="0"/>
-          <w:i w:val="0"/>
+          <w:bCs w:val="0"/>
+          <w:i w:val="0"/>
+          <w:iCs w:val="0"/>
+          <w:smallCaps w:val="0"/>
+          <w:strike w:val="0"/>
+          <w:color w:val="000000"/>
+          <w:sz w:val="28"/>
+          <w:szCs w:val="28"/>
+          <w:u w:val="none"/>
+          <w:shd w:fill="auto" w:val="clear"/>
+          <w:vertAlign w:val="baseline"/>
+        </w:rPr>
+      </w:pPr>
+      <w:r>
+        <w:rPr>
+          <w:rFonts w:ascii="Times New Roman" w:cs="Times New Roman" w:eastAsia="Times New Roman" w:hAnsi="Times New Roman"/>
+          <w:b w:val="0"/>
+          <w:bCs w:val="0"/>
+          <w:i w:val="0"/>
+          <w:iCs w:val="0"/>
           <w:smallCaps w:val="0"/>
           <w:strike w:val="0"/>
           <w:color w:val="000000"/>
@@ -768,7 +811,7 @@
         <w:widowControl w:val="1"/>
         <w:numPr>
           <w:ilvl w:val="0"/>
-          <w:numId w:val="5"/>
+          <w:numId w:val="3"/>
         </w:numPr>
         <w:pBdr>
           <w:top w:space="0" w:sz="0" w:val="nil"/>
@@ -784,22 +827,26 @@
         <w:rPr>
           <w:rFonts w:ascii="Times New Roman" w:cs="Times New Roman" w:eastAsia="Times New Roman" w:hAnsi="Times New Roman"/>
           <w:b w:val="0"/>
-          <w:i w:val="0"/>
-          <w:smallCaps w:val="0"/>
-          <w:strike w:val="0"/>
-          <w:color w:val="000000"/>
-          <w:sz w:val="28"/>
-          <w:szCs w:val="28"/>
-          <w:u w:val="none"/>
-          <w:shd w:fill="auto" w:val="clear"/>
-          <w:vertAlign w:val="baseline"/>
-        </w:rPr>
-      </w:pPr>
-      <w:r>
-        <w:rPr>
-          <w:rFonts w:ascii="Times New Roman" w:cs="Times New Roman" w:eastAsia="Times New Roman" w:hAnsi="Times New Roman"/>
-          <w:b w:val="0"/>
-          <w:i w:val="0"/>
+          <w:bCs w:val="0"/>
+          <w:i w:val="0"/>
+          <w:iCs w:val="0"/>
+          <w:smallCaps w:val="0"/>
+          <w:strike w:val="0"/>
+          <w:color w:val="000000"/>
+          <w:sz w:val="28"/>
+          <w:szCs w:val="28"/>
+          <w:u w:val="none"/>
+          <w:shd w:fill="auto" w:val="clear"/>
+          <w:vertAlign w:val="baseline"/>
+        </w:rPr>
+      </w:pPr>
+      <w:r>
+        <w:rPr>
+          <w:rFonts w:ascii="Times New Roman" w:cs="Times New Roman" w:eastAsia="Times New Roman" w:hAnsi="Times New Roman"/>
+          <w:b w:val="0"/>
+          <w:bCs w:val="0"/>
+          <w:i w:val="0"/>
+          <w:iCs w:val="0"/>
           <w:smallCaps w:val="0"/>
           <w:strike w:val="0"/>
           <w:color w:val="000000"/>
@@ -821,7 +868,7 @@
         <w:widowControl w:val="1"/>
         <w:numPr>
           <w:ilvl w:val="0"/>
-          <w:numId w:val="5"/>
+          <w:numId w:val="3"/>
         </w:numPr>
         <w:pBdr>
           <w:top w:space="0" w:sz="0" w:val="nil"/>
@@ -837,22 +884,26 @@
         <w:rPr>
           <w:rFonts w:ascii="Times New Roman" w:cs="Times New Roman" w:eastAsia="Times New Roman" w:hAnsi="Times New Roman"/>
           <w:b w:val="0"/>
-          <w:i w:val="0"/>
-          <w:smallCaps w:val="0"/>
-          <w:strike w:val="0"/>
-          <w:color w:val="000000"/>
-          <w:sz w:val="28"/>
-          <w:szCs w:val="28"/>
-          <w:u w:val="none"/>
-          <w:shd w:fill="auto" w:val="clear"/>
-          <w:vertAlign w:val="baseline"/>
-        </w:rPr>
-      </w:pPr>
-      <w:r>
-        <w:rPr>
-          <w:rFonts w:ascii="Times New Roman" w:cs="Times New Roman" w:eastAsia="Times New Roman" w:hAnsi="Times New Roman"/>
-          <w:b w:val="0"/>
-          <w:i w:val="0"/>
+          <w:bCs w:val="0"/>
+          <w:i w:val="0"/>
+          <w:iCs w:val="0"/>
+          <w:smallCaps w:val="0"/>
+          <w:strike w:val="0"/>
+          <w:color w:val="000000"/>
+          <w:sz w:val="28"/>
+          <w:szCs w:val="28"/>
+          <w:u w:val="none"/>
+          <w:shd w:fill="auto" w:val="clear"/>
+          <w:vertAlign w:val="baseline"/>
+        </w:rPr>
+      </w:pPr>
+      <w:r>
+        <w:rPr>
+          <w:rFonts w:ascii="Times New Roman" w:cs="Times New Roman" w:eastAsia="Times New Roman" w:hAnsi="Times New Roman"/>
+          <w:b w:val="0"/>
+          <w:bCs w:val="0"/>
+          <w:i w:val="0"/>
+          <w:iCs w:val="0"/>
           <w:smallCaps w:val="0"/>
           <w:strike w:val="0"/>
           <w:color w:val="000000"/>
@@ -874,7 +925,7 @@
         <w:widowControl w:val="1"/>
         <w:numPr>
           <w:ilvl w:val="0"/>
-          <w:numId w:val="4"/>
+          <w:numId w:val="2"/>
         </w:numPr>
         <w:pBdr>
           <w:top w:space="0" w:sz="0" w:val="nil"/>
@@ -890,22 +941,26 @@
         <w:rPr>
           <w:rFonts w:ascii="Times New Roman" w:cs="Times New Roman" w:eastAsia="Times New Roman" w:hAnsi="Times New Roman"/>
           <w:b w:val="0"/>
-          <w:i w:val="0"/>
-          <w:smallCaps w:val="0"/>
-          <w:strike w:val="0"/>
-          <w:color w:val="000000"/>
-          <w:sz w:val="28"/>
-          <w:szCs w:val="28"/>
-          <w:u w:val="none"/>
-          <w:shd w:fill="auto" w:val="clear"/>
-          <w:vertAlign w:val="baseline"/>
-        </w:rPr>
-      </w:pPr>
-      <w:r>
-        <w:rPr>
-          <w:rFonts w:ascii="Times New Roman" w:cs="Times New Roman" w:eastAsia="Times New Roman" w:hAnsi="Times New Roman"/>
-          <w:b w:val="0"/>
-          <w:i w:val="0"/>
+          <w:bCs w:val="0"/>
+          <w:i w:val="0"/>
+          <w:iCs w:val="0"/>
+          <w:smallCaps w:val="0"/>
+          <w:strike w:val="0"/>
+          <w:color w:val="000000"/>
+          <w:sz w:val="28"/>
+          <w:szCs w:val="28"/>
+          <w:u w:val="none"/>
+          <w:shd w:fill="auto" w:val="clear"/>
+          <w:vertAlign w:val="baseline"/>
+        </w:rPr>
+      </w:pPr>
+      <w:r>
+        <w:rPr>
+          <w:rFonts w:ascii="Times New Roman" w:cs="Times New Roman" w:eastAsia="Times New Roman" w:hAnsi="Times New Roman"/>
+          <w:b w:val="0"/>
+          <w:bCs w:val="0"/>
+          <w:i w:val="0"/>
+          <w:iCs w:val="0"/>
           <w:smallCaps w:val="0"/>
           <w:strike w:val="0"/>
           <w:color w:val="000000"/>
@@ -939,22 +994,26 @@
         <w:rPr>
           <w:rFonts w:ascii="Times New Roman" w:cs="Times New Roman" w:eastAsia="Times New Roman" w:hAnsi="Times New Roman"/>
           <w:b w:val="0"/>
-          <w:i w:val="0"/>
-          <w:smallCaps w:val="0"/>
-          <w:strike w:val="0"/>
-          <w:color w:val="000000"/>
-          <w:sz w:val="28"/>
-          <w:szCs w:val="28"/>
-          <w:u w:val="none"/>
-          <w:shd w:fill="auto" w:val="clear"/>
-          <w:vertAlign w:val="baseline"/>
-        </w:rPr>
-      </w:pPr>
-      <w:r>
-        <w:rPr>
-          <w:rFonts w:ascii="Times New Roman" w:cs="Times New Roman" w:eastAsia="Times New Roman" w:hAnsi="Times New Roman"/>
-          <w:b w:val="0"/>
-          <w:i w:val="0"/>
+          <w:bCs w:val="0"/>
+          <w:i w:val="0"/>
+          <w:iCs w:val="0"/>
+          <w:smallCaps w:val="0"/>
+          <w:strike w:val="0"/>
+          <w:color w:val="000000"/>
+          <w:sz w:val="28"/>
+          <w:szCs w:val="28"/>
+          <w:u w:val="none"/>
+          <w:shd w:fill="auto" w:val="clear"/>
+          <w:vertAlign w:val="baseline"/>
+        </w:rPr>
+      </w:pPr>
+      <w:r>
+        <w:rPr>
+          <w:rFonts w:ascii="Times New Roman" w:cs="Times New Roman" w:eastAsia="Times New Roman" w:hAnsi="Times New Roman"/>
+          <w:b w:val="0"/>
+          <w:bCs w:val="0"/>
+          <w:i w:val="0"/>
+          <w:iCs w:val="0"/>
           <w:smallCaps w:val="0"/>
           <w:strike w:val="0"/>
           <w:color w:val="000000"/>
@@ -971,7 +1030,9 @@
         <w:rPr>
           <w:rFonts w:ascii="Times New Roman" w:cs="Times New Roman" w:eastAsia="Times New Roman" w:hAnsi="Times New Roman"/>
           <w:b w:val="0"/>
+          <w:bCs w:val="0"/>
           <w:i w:val="1"/>
+          <w:iCs w:val="1"/>
           <w:smallCaps w:val="0"/>
           <w:strike w:val="0"/>
           <w:color w:val="000000"/>
@@ -988,7 +1049,9 @@
         <w:rPr>
           <w:rFonts w:ascii="Times New Roman" w:cs="Times New Roman" w:eastAsia="Times New Roman" w:hAnsi="Times New Roman"/>
           <w:b w:val="0"/>
-          <w:i w:val="0"/>
+          <w:bCs w:val="0"/>
+          <w:i w:val="0"/>
+          <w:iCs w:val="0"/>
           <w:smallCaps w:val="0"/>
           <w:strike w:val="0"/>
           <w:color w:val="000000"/>
@@ -1022,22 +1085,26 @@
         <w:rPr>
           <w:rFonts w:ascii="Times New Roman" w:cs="Times New Roman" w:eastAsia="Times New Roman" w:hAnsi="Times New Roman"/>
           <w:b w:val="0"/>
+          <w:bCs w:val="0"/>
           <w:i w:val="1"/>
-          <w:smallCaps w:val="0"/>
-          <w:strike w:val="0"/>
-          <w:color w:val="000000"/>
-          <w:sz w:val="28"/>
-          <w:szCs w:val="28"/>
-          <w:u w:val="none"/>
-          <w:shd w:fill="auto" w:val="clear"/>
-          <w:vertAlign w:val="baseline"/>
-        </w:rPr>
-      </w:pPr>
-      <w:r>
-        <w:rPr>
-          <w:rFonts w:ascii="Times New Roman" w:cs="Times New Roman" w:eastAsia="Times New Roman" w:hAnsi="Times New Roman"/>
-          <w:b w:val="0"/>
-          <w:i w:val="0"/>
+          <w:iCs w:val="1"/>
+          <w:smallCaps w:val="0"/>
+          <w:strike w:val="0"/>
+          <w:color w:val="000000"/>
+          <w:sz w:val="28"/>
+          <w:szCs w:val="28"/>
+          <w:u w:val="none"/>
+          <w:shd w:fill="auto" w:val="clear"/>
+          <w:vertAlign w:val="baseline"/>
+        </w:rPr>
+      </w:pPr>
+      <w:r>
+        <w:rPr>
+          <w:rFonts w:ascii="Times New Roman" w:cs="Times New Roman" w:eastAsia="Times New Roman" w:hAnsi="Times New Roman"/>
+          <w:b w:val="0"/>
+          <w:bCs w:val="0"/>
+          <w:i w:val="0"/>
+          <w:iCs w:val="0"/>
           <w:smallCaps w:val="0"/>
           <w:strike w:val="0"/>
           <w:color w:val="000000"/>
@@ -1054,7 +1121,9 @@
         <w:rPr>
           <w:rFonts w:ascii="Times New Roman" w:cs="Times New Roman" w:eastAsia="Times New Roman" w:hAnsi="Times New Roman"/>
           <w:b w:val="0"/>
+          <w:bCs w:val="0"/>
           <w:i w:val="1"/>
+          <w:iCs w:val="1"/>
           <w:smallCaps w:val="0"/>
           <w:strike w:val="0"/>
           <w:color w:val="000000"/>
@@ -1088,22 +1157,26 @@
         <w:rPr>
           <w:rFonts w:ascii="Times New Roman" w:cs="Times New Roman" w:eastAsia="Times New Roman" w:hAnsi="Times New Roman"/>
           <w:b w:val="0"/>
+          <w:bCs w:val="0"/>
           <w:i w:val="1"/>
-          <w:smallCaps w:val="0"/>
-          <w:strike w:val="0"/>
-          <w:color w:val="000000"/>
-          <w:sz w:val="28"/>
-          <w:szCs w:val="28"/>
-          <w:u w:val="none"/>
-          <w:shd w:fill="auto" w:val="clear"/>
-          <w:vertAlign w:val="baseline"/>
-        </w:rPr>
-      </w:pPr>
-      <w:r>
-        <w:rPr>
-          <w:rFonts w:ascii="Times New Roman" w:cs="Times New Roman" w:eastAsia="Times New Roman" w:hAnsi="Times New Roman"/>
-          <w:b w:val="0"/>
+          <w:iCs w:val="1"/>
+          <w:smallCaps w:val="0"/>
+          <w:strike w:val="0"/>
+          <w:color w:val="000000"/>
+          <w:sz w:val="28"/>
+          <w:szCs w:val="28"/>
+          <w:u w:val="none"/>
+          <w:shd w:fill="auto" w:val="clear"/>
+          <w:vertAlign w:val="baseline"/>
+        </w:rPr>
+      </w:pPr>
+      <w:r>
+        <w:rPr>
+          <w:rFonts w:ascii="Times New Roman" w:cs="Times New Roman" w:eastAsia="Times New Roman" w:hAnsi="Times New Roman"/>
+          <w:b w:val="0"/>
+          <w:bCs w:val="0"/>
           <w:i w:val="1"/>
+          <w:iCs w:val="1"/>
           <w:smallCaps w:val="0"/>
           <w:strike w:val="0"/>
           <w:color w:val="000000"/>
@@ -1137,22 +1210,26 @@
         <w:rPr>
           <w:rFonts w:ascii="Times New Roman" w:cs="Times New Roman" w:eastAsia="Times New Roman" w:hAnsi="Times New Roman"/>
           <w:b w:val="0"/>
-          <w:i w:val="0"/>
-          <w:smallCaps w:val="0"/>
-          <w:strike w:val="0"/>
-          <w:color w:val="000000"/>
-          <w:sz w:val="28"/>
-          <w:szCs w:val="28"/>
-          <w:u w:val="none"/>
-          <w:shd w:fill="auto" w:val="clear"/>
-          <w:vertAlign w:val="baseline"/>
-        </w:rPr>
-      </w:pPr>
-      <w:r>
-        <w:rPr>
-          <w:rFonts w:ascii="Times New Roman" w:cs="Times New Roman" w:eastAsia="Times New Roman" w:hAnsi="Times New Roman"/>
-          <w:b w:val="0"/>
+          <w:bCs w:val="0"/>
+          <w:i w:val="0"/>
+          <w:iCs w:val="0"/>
+          <w:smallCaps w:val="0"/>
+          <w:strike w:val="0"/>
+          <w:color w:val="000000"/>
+          <w:sz w:val="28"/>
+          <w:szCs w:val="28"/>
+          <w:u w:val="none"/>
+          <w:shd w:fill="auto" w:val="clear"/>
+          <w:vertAlign w:val="baseline"/>
+        </w:rPr>
+      </w:pPr>
+      <w:r>
+        <w:rPr>
+          <w:rFonts w:ascii="Times New Roman" w:cs="Times New Roman" w:eastAsia="Times New Roman" w:hAnsi="Times New Roman"/>
+          <w:b w:val="0"/>
+          <w:bCs w:val="0"/>
           <w:i w:val="1"/>
+          <w:iCs w:val="1"/>
           <w:smallCaps w:val="0"/>
           <w:strike w:val="0"/>
           <w:color w:val="000000"/>
@@ -1169,7 +1246,9 @@
         <w:rPr>
           <w:rFonts w:ascii="Times New Roman" w:cs="Times New Roman" w:eastAsia="Times New Roman" w:hAnsi="Times New Roman"/>
           <w:b w:val="0"/>
-          <w:i w:val="0"/>
+          <w:bCs w:val="0"/>
+          <w:i w:val="0"/>
+          <w:iCs w:val="0"/>
           <w:smallCaps w:val="0"/>
           <w:strike w:val="0"/>
           <w:color w:val="000000"/>
@@ -1186,7 +1265,9 @@
         <w:rPr>
           <w:rFonts w:ascii="Times New Roman" w:cs="Times New Roman" w:eastAsia="Times New Roman" w:hAnsi="Times New Roman"/>
           <w:b w:val="0"/>
+          <w:bCs w:val="0"/>
           <w:i w:val="1"/>
+          <w:iCs w:val="1"/>
           <w:smallCaps w:val="0"/>
           <w:strike w:val="0"/>
           <w:color w:val="000000"/>
@@ -1203,7 +1284,9 @@
         <w:rPr>
           <w:rFonts w:ascii="Times New Roman" w:cs="Times New Roman" w:eastAsia="Times New Roman" w:hAnsi="Times New Roman"/>
           <w:b w:val="0"/>
-          <w:i w:val="0"/>
+          <w:bCs w:val="0"/>
+          <w:i w:val="0"/>
+          <w:iCs w:val="0"/>
           <w:smallCaps w:val="0"/>
           <w:strike w:val="0"/>
           <w:color w:val="000000"/>
@@ -1225,7 +1308,7 @@
         <w:widowControl w:val="1"/>
         <w:numPr>
           <w:ilvl w:val="0"/>
-          <w:numId w:val="4"/>
+          <w:numId w:val="2"/>
         </w:numPr>
         <w:pBdr>
           <w:top w:space="0" w:sz="0" w:val="nil"/>
@@ -1241,22 +1324,26 @@
         <w:rPr>
           <w:rFonts w:ascii="Times New Roman" w:cs="Times New Roman" w:eastAsia="Times New Roman" w:hAnsi="Times New Roman"/>
           <w:b w:val="0"/>
-          <w:i w:val="0"/>
-          <w:smallCaps w:val="0"/>
-          <w:strike w:val="0"/>
-          <w:color w:val="000000"/>
-          <w:sz w:val="28"/>
-          <w:szCs w:val="28"/>
-          <w:u w:val="none"/>
-          <w:shd w:fill="auto" w:val="clear"/>
-          <w:vertAlign w:val="baseline"/>
-        </w:rPr>
-      </w:pPr>
-      <w:r>
-        <w:rPr>
-          <w:rFonts w:ascii="Times New Roman" w:cs="Times New Roman" w:eastAsia="Times New Roman" w:hAnsi="Times New Roman"/>
-          <w:b w:val="0"/>
-          <w:i w:val="0"/>
+          <w:bCs w:val="0"/>
+          <w:i w:val="0"/>
+          <w:iCs w:val="0"/>
+          <w:smallCaps w:val="0"/>
+          <w:strike w:val="0"/>
+          <w:color w:val="000000"/>
+          <w:sz w:val="28"/>
+          <w:szCs w:val="28"/>
+          <w:u w:val="none"/>
+          <w:shd w:fill="auto" w:val="clear"/>
+          <w:vertAlign w:val="baseline"/>
+        </w:rPr>
+      </w:pPr>
+      <w:r>
+        <w:rPr>
+          <w:rFonts w:ascii="Times New Roman" w:cs="Times New Roman" w:eastAsia="Times New Roman" w:hAnsi="Times New Roman"/>
+          <w:b w:val="0"/>
+          <w:bCs w:val="0"/>
+          <w:i w:val="0"/>
+          <w:iCs w:val="0"/>
           <w:smallCaps w:val="0"/>
           <w:strike w:val="0"/>
           <w:color w:val="000000"/>
@@ -1273,7 +1360,9 @@
         <w:rPr>
           <w:rFonts w:ascii="Times New Roman" w:cs="Times New Roman" w:eastAsia="Times New Roman" w:hAnsi="Times New Roman"/>
           <w:b w:val="1"/>
-          <w:i w:val="0"/>
+          <w:bCs w:val="1"/>
+          <w:i w:val="0"/>
+          <w:iCs w:val="0"/>
           <w:smallCaps w:val="0"/>
           <w:strike w:val="0"/>
           <w:color w:val="000000"/>
@@ -1290,7 +1379,9 @@
         <w:rPr>
           <w:rFonts w:ascii="Times New Roman" w:cs="Times New Roman" w:eastAsia="Times New Roman" w:hAnsi="Times New Roman"/>
           <w:b w:val="0"/>
-          <w:i w:val="0"/>
+          <w:bCs w:val="0"/>
+          <w:i w:val="0"/>
+          <w:iCs w:val="0"/>
           <w:smallCaps w:val="0"/>
           <w:strike w:val="0"/>
           <w:color w:val="000000"/>
@@ -1312,7 +1403,7 @@
         <w:widowControl w:val="1"/>
         <w:numPr>
           <w:ilvl w:val="0"/>
-          <w:numId w:val="4"/>
+          <w:numId w:val="2"/>
         </w:numPr>
         <w:pBdr>
           <w:top w:space="0" w:sz="0" w:val="nil"/>
@@ -1328,22 +1419,26 @@
         <w:rPr>
           <w:rFonts w:ascii="Times New Roman" w:cs="Times New Roman" w:eastAsia="Times New Roman" w:hAnsi="Times New Roman"/>
           <w:b w:val="0"/>
-          <w:i w:val="0"/>
-          <w:smallCaps w:val="0"/>
-          <w:strike w:val="0"/>
-          <w:color w:val="000000"/>
-          <w:sz w:val="28"/>
-          <w:szCs w:val="28"/>
-          <w:u w:val="none"/>
-          <w:shd w:fill="auto" w:val="clear"/>
-          <w:vertAlign w:val="baseline"/>
-        </w:rPr>
-      </w:pPr>
-      <w:r>
-        <w:rPr>
-          <w:rFonts w:ascii="Times New Roman" w:cs="Times New Roman" w:eastAsia="Times New Roman" w:hAnsi="Times New Roman"/>
-          <w:b w:val="0"/>
-          <w:i w:val="0"/>
+          <w:bCs w:val="0"/>
+          <w:i w:val="0"/>
+          <w:iCs w:val="0"/>
+          <w:smallCaps w:val="0"/>
+          <w:strike w:val="0"/>
+          <w:color w:val="000000"/>
+          <w:sz w:val="28"/>
+          <w:szCs w:val="28"/>
+          <w:u w:val="none"/>
+          <w:shd w:fill="auto" w:val="clear"/>
+          <w:vertAlign w:val="baseline"/>
+        </w:rPr>
+      </w:pPr>
+      <w:r>
+        <w:rPr>
+          <w:rFonts w:ascii="Times New Roman" w:cs="Times New Roman" w:eastAsia="Times New Roman" w:hAnsi="Times New Roman"/>
+          <w:b w:val="0"/>
+          <w:bCs w:val="0"/>
+          <w:i w:val="0"/>
+          <w:iCs w:val="0"/>
           <w:smallCaps w:val="0"/>
           <w:strike w:val="0"/>
           <w:color w:val="000000"/>
@@ -1360,7 +1455,9 @@
         <w:rPr>
           <w:rFonts w:ascii="Times New Roman" w:cs="Times New Roman" w:eastAsia="Times New Roman" w:hAnsi="Times New Roman"/>
           <w:b w:val="0"/>
+          <w:bCs w:val="0"/>
           <w:i w:val="1"/>
+          <w:iCs w:val="1"/>
           <w:smallCaps w:val="0"/>
           <w:strike w:val="0"/>
           <w:color w:val="000000"/>
@@ -1377,7 +1474,9 @@
         <w:rPr>
           <w:rFonts w:ascii="Times New Roman" w:cs="Times New Roman" w:eastAsia="Times New Roman" w:hAnsi="Times New Roman"/>
           <w:b w:val="0"/>
-          <w:i w:val="0"/>
+          <w:bCs w:val="0"/>
+          <w:i w:val="0"/>
+          <w:iCs w:val="0"/>
           <w:smallCaps w:val="0"/>
           <w:strike w:val="0"/>
           <w:color w:val="000000"/>
@@ -1394,7 +1493,9 @@
         <w:rPr>
           <w:rFonts w:ascii="Times New Roman" w:cs="Times New Roman" w:eastAsia="Times New Roman" w:hAnsi="Times New Roman"/>
           <w:b w:val="0"/>
+          <w:bCs w:val="0"/>
           <w:i w:val="1"/>
+          <w:iCs w:val="1"/>
           <w:smallCaps w:val="0"/>
           <w:strike w:val="0"/>
           <w:color w:val="000000"/>
@@ -1411,7 +1512,9 @@
         <w:rPr>
           <w:rFonts w:ascii="Times New Roman" w:cs="Times New Roman" w:eastAsia="Times New Roman" w:hAnsi="Times New Roman"/>
           <w:b w:val="0"/>
-          <w:i w:val="0"/>
+          <w:bCs w:val="0"/>
+          <w:i w:val="0"/>
+          <w:iCs w:val="0"/>
           <w:smallCaps w:val="0"/>
           <w:strike w:val="0"/>
           <w:color w:val="000000"/>
@@ -1437,160 +1540,24 @@
     </w:p>
     <w:p>
       <w:pPr>
-        <w:jc w:val="both"/>
-        <w:rPr>
-          <w:rFonts w:ascii="Times New Roman" w:cs="Times New Roman" w:eastAsia="Times New Roman" w:hAnsi="Times New Roman"/>
-          <w:sz w:val="28"/>
-          <w:szCs w:val="28"/>
-        </w:rPr>
-      </w:pPr>
-      <w:bookmarkStart w:colFirst="0" w:colLast="0" w:name="_heading=h.30j0zll" w:id="1"/>
-      <w:bookmarkEnd w:id="1"/>
-      <w:r>
-        <w:rPr>
-          <w:rFonts w:ascii="Times New Roman" w:cs="Times New Roman" w:eastAsia="Times New Roman" w:hAnsi="Times New Roman"/>
-          <w:sz w:val="28"/>
-          <w:szCs w:val="28"/>
-          <w:rtl w:val="0"/>
-        </w:rPr>
-        <w:t xml:space="preserve">В качестве </w:t>
-      </w:r>
-      <w:r>
         <w:rPr>
           <w:rFonts w:ascii="Times New Roman" w:cs="Times New Roman" w:eastAsia="Times New Roman" w:hAnsi="Times New Roman"/>
           <w:b w:val="1"/>
-          <w:sz w:val="28"/>
-          <w:szCs w:val="28"/>
-          <w:rtl w:val="0"/>
-        </w:rPr>
-        <w:t xml:space="preserve">альтернативного варианта </w:t>
-      </w:r>
-      <w:r>
-        <w:rPr>
-          <w:rFonts w:ascii="Times New Roman" w:cs="Times New Roman" w:eastAsia="Times New Roman" w:hAnsi="Times New Roman"/>
-          <w:sz w:val="28"/>
-          <w:szCs w:val="28"/>
-          <w:rtl w:val="0"/>
-        </w:rPr>
-        <w:t xml:space="preserve">можно рассмотреть реализацию хэш-функции или имитовставки. Для лабораторной работы достаточно реализовать одну хэш-функцию или имитовставку. Алгоритмы хэш-функций и имитовставок, основанные на использовании блочных симметричных криптосистем, не рассматриваются в рамках данной лабораторной. </w:t>
-      </w:r>
-    </w:p>
-    <w:p>
-      <w:pPr>
-        <w:jc w:val="both"/>
-        <w:rPr>
-          <w:rFonts w:ascii="Times New Roman" w:cs="Times New Roman" w:eastAsia="Times New Roman" w:hAnsi="Times New Roman"/>
-          <w:sz w:val="28"/>
-          <w:szCs w:val="28"/>
-        </w:rPr>
-      </w:pPr>
-      <w:bookmarkStart w:colFirst="0" w:colLast="0" w:name="_heading=h.h7azd28s2m49" w:id="2"/>
-      <w:bookmarkEnd w:id="2"/>
-      <w:r>
-        <w:rPr>
-          <w:rFonts w:ascii="Times New Roman" w:cs="Times New Roman" w:eastAsia="Times New Roman" w:hAnsi="Times New Roman"/>
-          <w:sz w:val="28"/>
-          <w:szCs w:val="28"/>
-          <w:rtl w:val="0"/>
-        </w:rPr>
-        <w:t xml:space="preserve">Основные процессы, которые необходимо реализовать в самом алгоритме:</w:t>
-      </w:r>
-    </w:p>
-    <w:p>
-      <w:pPr>
-        <w:numPr>
-          <w:ilvl w:val="0"/>
-          <w:numId w:val="2"/>
-        </w:numPr>
-        <w:spacing w:after="0" w:afterAutospacing="0"/>
-        <w:ind w:left="720" w:hanging="360"/>
-        <w:jc w:val="both"/>
-        <w:rPr>
-          <w:rFonts w:ascii="Times New Roman" w:cs="Times New Roman" w:eastAsia="Times New Roman" w:hAnsi="Times New Roman"/>
-          <w:sz w:val="28"/>
-          <w:szCs w:val="28"/>
-        </w:rPr>
-      </w:pPr>
-      <w:bookmarkStart w:colFirst="0" w:colLast="0" w:name="_heading=h.5hyrwbtwmmyl" w:id="3"/>
-      <w:bookmarkEnd w:id="3"/>
-      <w:r>
-        <w:rPr>
-          <w:rFonts w:ascii="Times New Roman" w:cs="Times New Roman" w:eastAsia="Times New Roman" w:hAnsi="Times New Roman"/>
-          <w:sz w:val="28"/>
-          <w:szCs w:val="28"/>
-          <w:rtl w:val="0"/>
-        </w:rPr>
-        <w:t xml:space="preserve">процесс генерации хэш-суммы</w:t>
-      </w:r>
-    </w:p>
-    <w:p>
-      <w:pPr>
-        <w:numPr>
-          <w:ilvl w:val="0"/>
-          <w:numId w:val="2"/>
-        </w:numPr>
-        <w:ind w:left="720" w:hanging="360"/>
-        <w:jc w:val="both"/>
-        <w:rPr>
-          <w:rFonts w:ascii="Times New Roman" w:cs="Times New Roman" w:eastAsia="Times New Roman" w:hAnsi="Times New Roman"/>
-          <w:sz w:val="28"/>
-          <w:szCs w:val="28"/>
-          <w:u w:val="none"/>
-        </w:rPr>
-      </w:pPr>
-      <w:bookmarkStart w:colFirst="0" w:colLast="0" w:name="_heading=h.2f0ngzcahclw" w:id="4"/>
-      <w:bookmarkEnd w:id="4"/>
-      <w:r>
-        <w:rPr>
-          <w:rFonts w:ascii="Times New Roman" w:cs="Times New Roman" w:eastAsia="Times New Roman" w:hAnsi="Times New Roman"/>
-          <w:sz w:val="28"/>
-          <w:szCs w:val="28"/>
-          <w:rtl w:val="0"/>
-        </w:rPr>
-        <w:t xml:space="preserve">процесс проверки хэш-значения</w:t>
-      </w:r>
-    </w:p>
-    <w:p>
-      <w:pPr>
-        <w:ind w:left="0" w:firstLine="0"/>
-        <w:jc w:val="both"/>
-        <w:rPr>
-          <w:rFonts w:ascii="Times New Roman" w:cs="Times New Roman" w:eastAsia="Times New Roman" w:hAnsi="Times New Roman"/>
-          <w:sz w:val="28"/>
-          <w:szCs w:val="28"/>
-        </w:rPr>
-      </w:pPr>
-      <w:bookmarkStart w:colFirst="0" w:colLast="0" w:name="_heading=h.i4dhjdk0knjn" w:id="5"/>
-      <w:bookmarkEnd w:id="5"/>
-      <w:r>
-        <w:rPr>
-          <w:rFonts w:ascii="Times New Roman" w:cs="Times New Roman" w:eastAsia="Times New Roman" w:hAnsi="Times New Roman"/>
-          <w:sz w:val="28"/>
-          <w:szCs w:val="28"/>
-          <w:rtl w:val="0"/>
-        </w:rPr>
-        <w:t xml:space="preserve">Данные процессы будут практически полностью идентичны, однако, каждый из них необходим при использовании реализованного алгоритма на практике.</w:t>
-      </w:r>
-    </w:p>
-    <w:p>
-      <w:pPr>
-        <w:jc w:val="both"/>
-        <w:rPr>
-          <w:rFonts w:ascii="Times New Roman" w:cs="Times New Roman" w:eastAsia="Times New Roman" w:hAnsi="Times New Roman"/>
-          <w:sz w:val="28"/>
-          <w:szCs w:val="28"/>
-        </w:rPr>
-      </w:pPr>
-      <w:bookmarkStart w:colFirst="0" w:colLast="0" w:name="_heading=h.o80tyjfpi5sk" w:id="6"/>
-      <w:bookmarkEnd w:id="6"/>
-      <w:r>
-        <w:rPr>
-          <w:rFonts w:ascii="Times New Roman" w:cs="Times New Roman" w:eastAsia="Times New Roman" w:hAnsi="Times New Roman"/>
-          <w:sz w:val="28"/>
-          <w:szCs w:val="28"/>
-          <w:rtl w:val="0"/>
-        </w:rPr>
-        <w:t xml:space="preserve">Примеры алгоритмов хэширования и имитозащиты на выбор:</w:t>
+          <w:bCs w:val="1"/>
+          <w:sz w:val="28"/>
+          <w:szCs w:val="28"/>
+        </w:rPr>
+      </w:pPr>
+      <w:r>
+        <w:rPr>
+          <w:rFonts w:ascii="Times New Roman" w:cs="Times New Roman" w:eastAsia="Times New Roman" w:hAnsi="Times New Roman"/>
+          <w:b w:val="1"/>
+          <w:bCs w:val="1"/>
+          <w:sz w:val="28"/>
+          <w:szCs w:val="28"/>
+          <w:rtl w:val="0"/>
+        </w:rPr>
+        <w:t xml:space="preserve">Вопросы для защиты</w:t>
       </w:r>
     </w:p>
     <w:p>
@@ -1599,25 +1566,28 @@
           <w:ilvl w:val="0"/>
           <w:numId w:val="1"/>
         </w:numPr>
-        <w:spacing w:after="0" w:afterAutospacing="0"/>
+        <w:spacing w:after="0" w:lineRule="auto"/>
         <w:ind w:left="720" w:hanging="360"/>
-        <w:jc w:val="both"/>
-        <w:rPr>
-          <w:rFonts w:ascii="Times New Roman" w:cs="Times New Roman" w:eastAsia="Times New Roman" w:hAnsi="Times New Roman"/>
-          <w:sz w:val="28"/>
-          <w:szCs w:val="28"/>
-        </w:rPr>
-      </w:pPr>
-      <w:bookmarkStart w:colFirst="0" w:colLast="0" w:name="_heading=h.ej24n2kfoucz" w:id="7"/>
-      <w:bookmarkEnd w:id="7"/>
-      <w:r>
-        <w:rPr>
-          <w:rFonts w:ascii="Times New Roman" w:cs="Times New Roman" w:eastAsia="Times New Roman" w:hAnsi="Times New Roman"/>
-          <w:sz w:val="28"/>
-          <w:szCs w:val="28"/>
-          <w:rtl w:val="0"/>
-        </w:rPr>
-        <w:t xml:space="preserve">MD5</w:t>
+        <w:rPr>
+          <w:rFonts w:ascii="Times New Roman" w:cs="Times New Roman" w:eastAsia="Times New Roman" w:hAnsi="Times New Roman"/>
+          <w:sz w:val="28"/>
+          <w:szCs w:val="28"/>
+          <w:u w:val="none"/>
+        </w:rPr>
+      </w:pPr>
+      <w:r>
+        <w:rPr>
+          <w:rFonts w:ascii="Times New Roman" w:cs="Times New Roman" w:eastAsia="Times New Roman" w:hAnsi="Times New Roman"/>
+          <w:sz w:val="28"/>
+          <w:szCs w:val="28"/>
+          <w:rtl w:val="0"/>
+        </w:rPr>
+        <w:t xml:space="preserve">Хэш функции. Коллизии 1 и 2 рода</w:t>
+      </w:r>
+      <w:r>
+        <w:rPr>
+          <w:rtl w:val="0"/>
+        </w:rPr>
       </w:r>
     </w:p>
     <w:p>
@@ -1626,26 +1596,28 @@
           <w:ilvl w:val="0"/>
           <w:numId w:val="1"/>
         </w:numPr>
-        <w:spacing w:after="0" w:afterAutospacing="0"/>
+        <w:spacing w:after="0" w:lineRule="auto"/>
         <w:ind w:left="720" w:hanging="360"/>
-        <w:jc w:val="both"/>
-        <w:rPr>
-          <w:rFonts w:ascii="Times New Roman" w:cs="Times New Roman" w:eastAsia="Times New Roman" w:hAnsi="Times New Roman"/>
-          <w:sz w:val="28"/>
-          <w:szCs w:val="28"/>
-          <w:u w:val="none"/>
-        </w:rPr>
-      </w:pPr>
-      <w:bookmarkStart w:colFirst="0" w:colLast="0" w:name="_heading=h.bd8ovbdchd49" w:id="8"/>
-      <w:bookmarkEnd w:id="8"/>
-      <w:r>
-        <w:rPr>
-          <w:rFonts w:ascii="Times New Roman" w:cs="Times New Roman" w:eastAsia="Times New Roman" w:hAnsi="Times New Roman"/>
-          <w:sz w:val="28"/>
-          <w:szCs w:val="28"/>
-          <w:rtl w:val="0"/>
-        </w:rPr>
-        <w:t xml:space="preserve">SHA1</w:t>
+        <w:rPr>
+          <w:rFonts w:ascii="Times New Roman" w:cs="Times New Roman" w:eastAsia="Times New Roman" w:hAnsi="Times New Roman"/>
+          <w:sz w:val="28"/>
+          <w:szCs w:val="28"/>
+          <w:u w:val="none"/>
+        </w:rPr>
+      </w:pPr>
+      <w:r>
+        <w:rPr>
+          <w:rFonts w:ascii="Times New Roman" w:cs="Times New Roman" w:eastAsia="Times New Roman" w:hAnsi="Times New Roman"/>
+          <w:sz w:val="28"/>
+          <w:szCs w:val="28"/>
+          <w:rtl w:val="0"/>
+        </w:rPr>
+        <w:t xml:space="preserve">Описание внутренней структуры следующих хэш функций: MD5/SHA-1/SHA-2/SHA-3 (keccak)</w:t>
+      </w:r>
+      <w:r>
+        <w:rPr>
+          <w:rtl w:val="0"/>
+        </w:rPr>
       </w:r>
     </w:p>
     <w:p>
@@ -1654,26 +1626,28 @@
           <w:ilvl w:val="0"/>
           <w:numId w:val="1"/>
         </w:numPr>
-        <w:spacing w:after="0" w:afterAutospacing="0"/>
+        <w:spacing w:after="0" w:lineRule="auto"/>
         <w:ind w:left="720" w:hanging="360"/>
-        <w:jc w:val="both"/>
-        <w:rPr>
-          <w:rFonts w:ascii="Times New Roman" w:cs="Times New Roman" w:eastAsia="Times New Roman" w:hAnsi="Times New Roman"/>
-          <w:sz w:val="28"/>
-          <w:szCs w:val="28"/>
-          <w:u w:val="none"/>
-        </w:rPr>
-      </w:pPr>
-      <w:bookmarkStart w:colFirst="0" w:colLast="0" w:name="_heading=h.owy2oddtf9to" w:id="9"/>
-      <w:bookmarkEnd w:id="9"/>
-      <w:r>
-        <w:rPr>
-          <w:rFonts w:ascii="Times New Roman" w:cs="Times New Roman" w:eastAsia="Times New Roman" w:hAnsi="Times New Roman"/>
-          <w:sz w:val="28"/>
-          <w:szCs w:val="28"/>
-          <w:rtl w:val="0"/>
-        </w:rPr>
-        <w:t xml:space="preserve">SHA2</w:t>
+        <w:rPr>
+          <w:rFonts w:ascii="Times New Roman" w:cs="Times New Roman" w:eastAsia="Times New Roman" w:hAnsi="Times New Roman"/>
+          <w:sz w:val="28"/>
+          <w:szCs w:val="28"/>
+          <w:u w:val="none"/>
+        </w:rPr>
+      </w:pPr>
+      <w:r>
+        <w:rPr>
+          <w:rFonts w:ascii="Times New Roman" w:cs="Times New Roman" w:eastAsia="Times New Roman" w:hAnsi="Times New Roman"/>
+          <w:sz w:val="28"/>
+          <w:szCs w:val="28"/>
+          <w:rtl w:val="0"/>
+        </w:rPr>
+        <w:t xml:space="preserve">Парадокс дней рождений/атака дней рождений</w:t>
+      </w:r>
+      <w:r>
+        <w:rPr>
+          <w:rtl w:val="0"/>
+        </w:rPr>
       </w:r>
     </w:p>
     <w:p>
@@ -1682,26 +1656,28 @@
           <w:ilvl w:val="0"/>
           <w:numId w:val="1"/>
         </w:numPr>
-        <w:spacing w:after="0" w:afterAutospacing="0"/>
+        <w:spacing w:after="0" w:lineRule="auto"/>
         <w:ind w:left="720" w:hanging="360"/>
-        <w:jc w:val="both"/>
-        <w:rPr>
-          <w:rFonts w:ascii="Times New Roman" w:cs="Times New Roman" w:eastAsia="Times New Roman" w:hAnsi="Times New Roman"/>
-          <w:sz w:val="28"/>
-          <w:szCs w:val="28"/>
-          <w:u w:val="none"/>
-        </w:rPr>
-      </w:pPr>
-      <w:bookmarkStart w:colFirst="0" w:colLast="0" w:name="_heading=h.2pu0r04wr4jb" w:id="10"/>
-      <w:bookmarkEnd w:id="10"/>
-      <w:r>
-        <w:rPr>
-          <w:rFonts w:ascii="Times New Roman" w:cs="Times New Roman" w:eastAsia="Times New Roman" w:hAnsi="Times New Roman"/>
-          <w:sz w:val="28"/>
-          <w:szCs w:val="28"/>
-          <w:rtl w:val="0"/>
-        </w:rPr>
-        <w:t xml:space="preserve">SHA3(Keccak)</w:t>
+        <w:rPr>
+          <w:rFonts w:ascii="Times New Roman" w:cs="Times New Roman" w:eastAsia="Times New Roman" w:hAnsi="Times New Roman"/>
+          <w:sz w:val="28"/>
+          <w:szCs w:val="28"/>
+          <w:u w:val="none"/>
+        </w:rPr>
+      </w:pPr>
+      <w:r>
+        <w:rPr>
+          <w:rFonts w:ascii="Times New Roman" w:cs="Times New Roman" w:eastAsia="Times New Roman" w:hAnsi="Times New Roman"/>
+          <w:sz w:val="28"/>
+          <w:szCs w:val="28"/>
+          <w:rtl w:val="0"/>
+        </w:rPr>
+        <w:t xml:space="preserve">Коды аутентификации сообщений на основе хэш-функций</w:t>
+      </w:r>
+      <w:r>
+        <w:rPr>
+          <w:rtl w:val="0"/>
+        </w:rPr>
       </w:r>
     </w:p>
     <w:p>
@@ -1709,239 +1685,6 @@
         <w:numPr>
           <w:ilvl w:val="0"/>
           <w:numId w:val="1"/>
-        </w:numPr>
-        <w:spacing w:after="0" w:afterAutospacing="0"/>
-        <w:ind w:left="720" w:hanging="360"/>
-        <w:jc w:val="both"/>
-        <w:rPr>
-          <w:rFonts w:ascii="Times New Roman" w:cs="Times New Roman" w:eastAsia="Times New Roman" w:hAnsi="Times New Roman"/>
-          <w:sz w:val="28"/>
-          <w:szCs w:val="28"/>
-          <w:u w:val="none"/>
-        </w:rPr>
-      </w:pPr>
-      <w:bookmarkStart w:colFirst="0" w:colLast="0" w:name="_heading=h.naxp99j4g3ye" w:id="11"/>
-      <w:bookmarkEnd w:id="11"/>
-      <w:r>
-        <w:rPr>
-          <w:rFonts w:ascii="Times New Roman" w:cs="Times New Roman" w:eastAsia="Times New Roman" w:hAnsi="Times New Roman"/>
-          <w:sz w:val="28"/>
-          <w:szCs w:val="28"/>
-          <w:rtl w:val="0"/>
-        </w:rPr>
-        <w:t xml:space="preserve">ГОСТ 34.11</w:t>
-      </w:r>
-    </w:p>
-    <w:p>
-      <w:pPr>
-        <w:numPr>
-          <w:ilvl w:val="0"/>
-          <w:numId w:val="1"/>
-        </w:numPr>
-        <w:spacing w:after="0" w:afterAutospacing="0"/>
-        <w:ind w:left="720" w:hanging="360"/>
-        <w:jc w:val="both"/>
-        <w:rPr>
-          <w:rFonts w:ascii="Times New Roman" w:cs="Times New Roman" w:eastAsia="Times New Roman" w:hAnsi="Times New Roman"/>
-          <w:sz w:val="28"/>
-          <w:szCs w:val="28"/>
-          <w:u w:val="none"/>
-        </w:rPr>
-      </w:pPr>
-      <w:bookmarkStart w:colFirst="0" w:colLast="0" w:name="_heading=h.udpt8rpzrvx4" w:id="12"/>
-      <w:bookmarkEnd w:id="12"/>
-      <w:r>
-        <w:rPr>
-          <w:rFonts w:ascii="Times New Roman" w:cs="Times New Roman" w:eastAsia="Times New Roman" w:hAnsi="Times New Roman"/>
-          <w:sz w:val="28"/>
-          <w:szCs w:val="28"/>
-          <w:rtl w:val="0"/>
-        </w:rPr>
-        <w:t xml:space="preserve">MAA из ISO 8731</w:t>
-      </w:r>
-    </w:p>
-    <w:p>
-      <w:pPr>
-        <w:numPr>
-          <w:ilvl w:val="0"/>
-          <w:numId w:val="1"/>
-        </w:numPr>
-        <w:ind w:left="720" w:hanging="360"/>
-        <w:jc w:val="both"/>
-        <w:rPr>
-          <w:rFonts w:ascii="Times New Roman" w:cs="Times New Roman" w:eastAsia="Times New Roman" w:hAnsi="Times New Roman"/>
-          <w:sz w:val="28"/>
-          <w:szCs w:val="28"/>
-          <w:u w:val="none"/>
-        </w:rPr>
-      </w:pPr>
-      <w:bookmarkStart w:colFirst="0" w:colLast="0" w:name="_heading=h.cbscpvj5f7ax" w:id="13"/>
-      <w:bookmarkEnd w:id="13"/>
-      <w:r>
-        <w:rPr>
-          <w:rFonts w:ascii="Times New Roman" w:cs="Times New Roman" w:eastAsia="Times New Roman" w:hAnsi="Times New Roman"/>
-          <w:sz w:val="28"/>
-          <w:szCs w:val="28"/>
-          <w:rtl w:val="0"/>
-        </w:rPr>
-        <w:t xml:space="preserve">HMAC. Имитовставки на основе хэшей (MD5, SHA1, SHA2, SHA3, ГОСТ 34.11)</w:t>
-      </w:r>
-    </w:p>
-    <w:p>
-      <w:pPr>
-        <w:rPr/>
-      </w:pPr>
-      <w:r>
-        <w:rPr>
-          <w:rtl w:val="0"/>
-        </w:rPr>
-      </w:r>
-    </w:p>
-    <w:p>
-      <w:pPr>
-        <w:rPr>
-          <w:rFonts w:ascii="Times New Roman" w:cs="Times New Roman" w:eastAsia="Times New Roman" w:hAnsi="Times New Roman"/>
-          <w:b w:val="1"/>
-          <w:sz w:val="28"/>
-          <w:szCs w:val="28"/>
-        </w:rPr>
-      </w:pPr>
-      <w:r>
-        <w:rPr>
-          <w:rFonts w:ascii="Times New Roman" w:cs="Times New Roman" w:eastAsia="Times New Roman" w:hAnsi="Times New Roman"/>
-          <w:b w:val="1"/>
-          <w:sz w:val="28"/>
-          <w:szCs w:val="28"/>
-          <w:rtl w:val="0"/>
-        </w:rPr>
-        <w:t xml:space="preserve">Вопросы для защиты</w:t>
-      </w:r>
-    </w:p>
-    <w:p>
-      <w:pPr>
-        <w:numPr>
-          <w:ilvl w:val="0"/>
-          <w:numId w:val="3"/>
-        </w:numPr>
-        <w:spacing w:after="0" w:lineRule="auto"/>
-        <w:ind w:left="720" w:hanging="360"/>
-        <w:rPr>
-          <w:rFonts w:ascii="Times New Roman" w:cs="Times New Roman" w:eastAsia="Times New Roman" w:hAnsi="Times New Roman"/>
-          <w:sz w:val="28"/>
-          <w:szCs w:val="28"/>
-          <w:u w:val="none"/>
-        </w:rPr>
-      </w:pPr>
-      <w:r>
-        <w:rPr>
-          <w:rFonts w:ascii="Times New Roman" w:cs="Times New Roman" w:eastAsia="Times New Roman" w:hAnsi="Times New Roman"/>
-          <w:sz w:val="28"/>
-          <w:szCs w:val="28"/>
-          <w:rtl w:val="0"/>
-        </w:rPr>
-        <w:t xml:space="preserve">Хэш функции. Коллизии 1 и 2 рода</w:t>
-      </w:r>
-      <w:r>
-        <w:rPr>
-          <w:rtl w:val="0"/>
-        </w:rPr>
-      </w:r>
-    </w:p>
-    <w:p>
-      <w:pPr>
-        <w:numPr>
-          <w:ilvl w:val="0"/>
-          <w:numId w:val="3"/>
-        </w:numPr>
-        <w:spacing w:after="0" w:lineRule="auto"/>
-        <w:ind w:left="720" w:hanging="360"/>
-        <w:rPr>
-          <w:rFonts w:ascii="Times New Roman" w:cs="Times New Roman" w:eastAsia="Times New Roman" w:hAnsi="Times New Roman"/>
-          <w:sz w:val="28"/>
-          <w:szCs w:val="28"/>
-          <w:u w:val="none"/>
-        </w:rPr>
-      </w:pPr>
-      <w:r>
-        <w:rPr>
-          <w:rFonts w:ascii="Times New Roman" w:cs="Times New Roman" w:eastAsia="Times New Roman" w:hAnsi="Times New Roman"/>
-          <w:sz w:val="28"/>
-          <w:szCs w:val="28"/>
-          <w:rtl w:val="0"/>
-        </w:rPr>
-        <w:t xml:space="preserve">Описание внутренней структуры следующих хэш функций: MD5/SHA-1/SHA-2/SHA-3 (keccak)</w:t>
-      </w:r>
-      <w:r>
-        <w:rPr>
-          <w:rtl w:val="0"/>
-        </w:rPr>
-      </w:r>
-    </w:p>
-    <w:p>
-      <w:pPr>
-        <w:numPr>
-          <w:ilvl w:val="0"/>
-          <w:numId w:val="3"/>
-        </w:numPr>
-        <w:spacing w:after="0" w:lineRule="auto"/>
-        <w:ind w:left="720" w:hanging="360"/>
-        <w:rPr>
-          <w:rFonts w:ascii="Times New Roman" w:cs="Times New Roman" w:eastAsia="Times New Roman" w:hAnsi="Times New Roman"/>
-          <w:sz w:val="28"/>
-          <w:szCs w:val="28"/>
-          <w:u w:val="none"/>
-        </w:rPr>
-      </w:pPr>
-      <w:r>
-        <w:rPr>
-          <w:rFonts w:ascii="Times New Roman" w:cs="Times New Roman" w:eastAsia="Times New Roman" w:hAnsi="Times New Roman"/>
-          <w:sz w:val="28"/>
-          <w:szCs w:val="28"/>
-          <w:rtl w:val="0"/>
-        </w:rPr>
-        <w:t xml:space="preserve">Парадокс дней рождений/атака дней рождений</w:t>
-      </w:r>
-      <w:r>
-        <w:rPr>
-          <w:rtl w:val="0"/>
-        </w:rPr>
-      </w:r>
-    </w:p>
-    <w:p>
-      <w:pPr>
-        <w:numPr>
-          <w:ilvl w:val="0"/>
-          <w:numId w:val="3"/>
-        </w:numPr>
-        <w:spacing w:after="0" w:lineRule="auto"/>
-        <w:ind w:left="720" w:hanging="360"/>
-        <w:rPr>
-          <w:rFonts w:ascii="Times New Roman" w:cs="Times New Roman" w:eastAsia="Times New Roman" w:hAnsi="Times New Roman"/>
-          <w:sz w:val="28"/>
-          <w:szCs w:val="28"/>
-          <w:u w:val="none"/>
-        </w:rPr>
-      </w:pPr>
-      <w:r>
-        <w:rPr>
-          <w:rFonts w:ascii="Times New Roman" w:cs="Times New Roman" w:eastAsia="Times New Roman" w:hAnsi="Times New Roman"/>
-          <w:sz w:val="28"/>
-          <w:szCs w:val="28"/>
-          <w:rtl w:val="0"/>
-        </w:rPr>
-        <w:t xml:space="preserve">Коды аутентификации сообщений на основе хэш-функций</w:t>
-      </w:r>
-      <w:r>
-        <w:rPr>
-          <w:rtl w:val="0"/>
-        </w:rPr>
-      </w:r>
-    </w:p>
-    <w:p>
-      <w:pPr>
-        <w:numPr>
-          <w:ilvl w:val="0"/>
-          <w:numId w:val="3"/>
         </w:numPr>
         <w:ind w:left="720" w:hanging="360"/>
         <w:rPr>
@@ -1980,226 +1723,6 @@
   <w:abstractNum w:abstractNumId="1">
     <w:lvl w:ilvl="0">
       <w:start w:val="1"/>
-      <w:numFmt w:val="bullet"/>
-      <w:lvlText w:val="-"/>
-      <w:lvlJc w:val="left"/>
-      <w:pPr>
-        <w:ind w:left="720" w:hanging="360"/>
-      </w:pPr>
-      <w:rPr>
-        <w:u w:val="none"/>
-      </w:rPr>
-    </w:lvl>
-    <w:lvl w:ilvl="1">
-      <w:start w:val="1"/>
-      <w:numFmt w:val="bullet"/>
-      <w:lvlText w:val="-"/>
-      <w:lvlJc w:val="left"/>
-      <w:pPr>
-        <w:ind w:left="1440" w:hanging="360"/>
-      </w:pPr>
-      <w:rPr>
-        <w:u w:val="none"/>
-      </w:rPr>
-    </w:lvl>
-    <w:lvl w:ilvl="2">
-      <w:start w:val="1"/>
-      <w:numFmt w:val="bullet"/>
-      <w:lvlText w:val="-"/>
-      <w:lvlJc w:val="left"/>
-      <w:pPr>
-        <w:ind w:left="2160" w:hanging="360"/>
-      </w:pPr>
-      <w:rPr>
-        <w:u w:val="none"/>
-      </w:rPr>
-    </w:lvl>
-    <w:lvl w:ilvl="3">
-      <w:start w:val="1"/>
-      <w:numFmt w:val="bullet"/>
-      <w:lvlText w:val="-"/>
-      <w:lvlJc w:val="left"/>
-      <w:pPr>
-        <w:ind w:left="2880" w:hanging="360"/>
-      </w:pPr>
-      <w:rPr>
-        <w:u w:val="none"/>
-      </w:rPr>
-    </w:lvl>
-    <w:lvl w:ilvl="4">
-      <w:start w:val="1"/>
-      <w:numFmt w:val="bullet"/>
-      <w:lvlText w:val="-"/>
-      <w:lvlJc w:val="left"/>
-      <w:pPr>
-        <w:ind w:left="3600" w:hanging="360"/>
-      </w:pPr>
-      <w:rPr>
-        <w:u w:val="none"/>
-      </w:rPr>
-    </w:lvl>
-    <w:lvl w:ilvl="5">
-      <w:start w:val="1"/>
-      <w:numFmt w:val="bullet"/>
-      <w:lvlText w:val="-"/>
-      <w:lvlJc w:val="left"/>
-      <w:pPr>
-        <w:ind w:left="4320" w:hanging="360"/>
-      </w:pPr>
-      <w:rPr>
-        <w:u w:val="none"/>
-      </w:rPr>
-    </w:lvl>
-    <w:lvl w:ilvl="6">
-      <w:start w:val="1"/>
-      <w:numFmt w:val="bullet"/>
-      <w:lvlText w:val="-"/>
-      <w:lvlJc w:val="left"/>
-      <w:pPr>
-        <w:ind w:left="5040" w:hanging="360"/>
-      </w:pPr>
-      <w:rPr>
-        <w:u w:val="none"/>
-      </w:rPr>
-    </w:lvl>
-    <w:lvl w:ilvl="7">
-      <w:start w:val="1"/>
-      <w:numFmt w:val="bullet"/>
-      <w:lvlText w:val="-"/>
-      <w:lvlJc w:val="left"/>
-      <w:pPr>
-        <w:ind w:left="5760" w:hanging="360"/>
-      </w:pPr>
-      <w:rPr>
-        <w:u w:val="none"/>
-      </w:rPr>
-    </w:lvl>
-    <w:lvl w:ilvl="8">
-      <w:start w:val="1"/>
-      <w:numFmt w:val="bullet"/>
-      <w:lvlText w:val="-"/>
-      <w:lvlJc w:val="left"/>
-      <w:pPr>
-        <w:ind w:left="6480" w:hanging="360"/>
-      </w:pPr>
-      <w:rPr>
-        <w:u w:val="none"/>
-      </w:rPr>
-    </w:lvl>
-  </w:abstractNum>
-  <w:abstractNum w:abstractNumId="2">
-    <w:lvl w:ilvl="0">
-      <w:start w:val="1"/>
-      <w:numFmt w:val="bullet"/>
-      <w:lvlText w:val="-"/>
-      <w:lvlJc w:val="left"/>
-      <w:pPr>
-        <w:ind w:left="720" w:hanging="360"/>
-      </w:pPr>
-      <w:rPr>
-        <w:u w:val="none"/>
-      </w:rPr>
-    </w:lvl>
-    <w:lvl w:ilvl="1">
-      <w:start w:val="1"/>
-      <w:numFmt w:val="bullet"/>
-      <w:lvlText w:val="-"/>
-      <w:lvlJc w:val="left"/>
-      <w:pPr>
-        <w:ind w:left="1440" w:hanging="360"/>
-      </w:pPr>
-      <w:rPr>
-        <w:u w:val="none"/>
-      </w:rPr>
-    </w:lvl>
-    <w:lvl w:ilvl="2">
-      <w:start w:val="1"/>
-      <w:numFmt w:val="bullet"/>
-      <w:lvlText w:val="-"/>
-      <w:lvlJc w:val="left"/>
-      <w:pPr>
-        <w:ind w:left="2160" w:hanging="360"/>
-      </w:pPr>
-      <w:rPr>
-        <w:u w:val="none"/>
-      </w:rPr>
-    </w:lvl>
-    <w:lvl w:ilvl="3">
-      <w:start w:val="1"/>
-      <w:numFmt w:val="bullet"/>
-      <w:lvlText w:val="-"/>
-      <w:lvlJc w:val="left"/>
-      <w:pPr>
-        <w:ind w:left="2880" w:hanging="360"/>
-      </w:pPr>
-      <w:rPr>
-        <w:u w:val="none"/>
-      </w:rPr>
-    </w:lvl>
-    <w:lvl w:ilvl="4">
-      <w:start w:val="1"/>
-      <w:numFmt w:val="bullet"/>
-      <w:lvlText w:val="-"/>
-      <w:lvlJc w:val="left"/>
-      <w:pPr>
-        <w:ind w:left="3600" w:hanging="360"/>
-      </w:pPr>
-      <w:rPr>
-        <w:u w:val="none"/>
-      </w:rPr>
-    </w:lvl>
-    <w:lvl w:ilvl="5">
-      <w:start w:val="1"/>
-      <w:numFmt w:val="bullet"/>
-      <w:lvlText w:val="-"/>
-      <w:lvlJc w:val="left"/>
-      <w:pPr>
-        <w:ind w:left="4320" w:hanging="360"/>
-      </w:pPr>
-      <w:rPr>
-        <w:u w:val="none"/>
-      </w:rPr>
-    </w:lvl>
-    <w:lvl w:ilvl="6">
-      <w:start w:val="1"/>
-      <w:numFmt w:val="bullet"/>
-      <w:lvlText w:val="-"/>
-      <w:lvlJc w:val="left"/>
-      <w:pPr>
-        <w:ind w:left="5040" w:hanging="360"/>
-      </w:pPr>
-      <w:rPr>
-        <w:u w:val="none"/>
-      </w:rPr>
-    </w:lvl>
-    <w:lvl w:ilvl="7">
-      <w:start w:val="1"/>
-      <w:numFmt w:val="bullet"/>
-      <w:lvlText w:val="-"/>
-      <w:lvlJc w:val="left"/>
-      <w:pPr>
-        <w:ind w:left="5760" w:hanging="360"/>
-      </w:pPr>
-      <w:rPr>
-        <w:u w:val="none"/>
-      </w:rPr>
-    </w:lvl>
-    <w:lvl w:ilvl="8">
-      <w:start w:val="1"/>
-      <w:numFmt w:val="bullet"/>
-      <w:lvlText w:val="-"/>
-      <w:lvlJc w:val="left"/>
-      <w:pPr>
-        <w:ind w:left="6480" w:hanging="360"/>
-      </w:pPr>
-      <w:rPr>
-        <w:u w:val="none"/>
-      </w:rPr>
-    </w:lvl>
-  </w:abstractNum>
-  <w:abstractNum w:abstractNumId="3">
-    <w:lvl w:ilvl="0">
-      <w:start w:val="1"/>
       <w:numFmt w:val="decimal"/>
       <w:lvlText w:val="%1."/>
       <w:lvlJc w:val="left"/>
@@ -2307,7 +1830,7 @@
       </w:rPr>
     </w:lvl>
   </w:abstractNum>
-  <w:abstractNum w:abstractNumId="4">
+  <w:abstractNum w:abstractNumId="2">
     <w:lvl w:ilvl="0">
       <w:start w:val="1"/>
       <w:numFmt w:val="decimal"/>
@@ -2399,7 +1922,7 @@
       <w:rPr/>
     </w:lvl>
   </w:abstractNum>
-  <w:abstractNum w:abstractNumId="5">
+  <w:abstractNum w:abstractNumId="3">
     <w:lvl w:ilvl="0">
       <w:start w:val="1"/>
       <w:numFmt w:val="bullet"/>
@@ -2518,12 +2041,6 @@
   <w:num w:numId="3">
     <w:abstractNumId w:val="3"/>
   </w:num>
-  <w:num w:numId="4">
-    <w:abstractNumId w:val="4"/>
-  </w:num>
-  <w:num w:numId="5">
-    <w:abstractNumId w:val="5"/>
-  </w:num>
 </w:numbering>
 </file>
 
@@ -2535,7 +2052,7 @@
         <w:rFonts w:ascii="Calibri" w:cs="Calibri" w:eastAsia="Calibri" w:hAnsi="Calibri"/>
         <w:sz w:val="22"/>
         <w:szCs w:val="22"/>
-        <w:lang w:val="ru-RU"/>
+        <w:lang w:val="ru"/>
       </w:rPr>
     </w:rPrDefault>
     <w:pPrDefault>
@@ -2544,11 +2061,19 @@
       </w:pPr>
     </w:pPrDefault>
   </w:docDefaults>
+  <w:style w:type="table" w:styleId="TableNormal" w:default="1">
+    <w:name w:val="TableNormal"/>
+    <w:tblPr>
+      <w:tblCellMar>
+        <w:top w:w="100.0" w:type="dxa"/>
+        <w:left w:w="100.0" w:type="dxa"/>
+        <w:bottom w:w="100.0" w:type="dxa"/>
+        <w:right w:w="100.0" w:type="dxa"/>
+      </w:tblCellMar>
+    </w:tblPr>
+  </w:style>
   <w:style w:type="paragraph" w:styleId="Normal" w:default="1">
     <w:name w:val="normal"/>
-  </w:style>
-  <w:style w:type="table" w:styleId="TableNormal" w:default="1">
-    <w:name w:val="Table Normal"/>
   </w:style>
   <w:style w:type="paragraph" w:styleId="Heading1">
     <w:name w:val="heading 1"/>
@@ -2590,7 +2115,9 @@
     <w:rPr>
       <w:rFonts w:ascii="Calibri" w:cs="Calibri" w:eastAsia="Calibri" w:hAnsi="Calibri"/>
       <w:b w:val="1"/>
+      <w:bCs w:val="1"/>
       <w:i w:val="0"/>
+      <w:iCs w:val="0"/>
       <w:smallCaps w:val="0"/>
       <w:strike w:val="0"/>
       <w:color w:val="000000"/>
@@ -2625,7 +2152,9 @@
     <w:rPr>
       <w:rFonts w:ascii="Calibri" w:cs="Calibri" w:eastAsia="Calibri" w:hAnsi="Calibri"/>
       <w:b w:val="1"/>
+      <w:bCs w:val="1"/>
       <w:i w:val="0"/>
+      <w:iCs w:val="0"/>
       <w:smallCaps w:val="0"/>
       <w:strike w:val="0"/>
       <w:color w:val="000000"/>
@@ -2660,7 +2189,9 @@
     <w:rPr>
       <w:rFonts w:ascii="Calibri" w:cs="Calibri" w:eastAsia="Calibri" w:hAnsi="Calibri"/>
       <w:b w:val="1"/>
+      <w:bCs w:val="1"/>
       <w:i w:val="0"/>
+      <w:iCs w:val="0"/>
       <w:smallCaps w:val="0"/>
       <w:strike w:val="0"/>
       <w:color w:val="000000"/>
@@ -2695,7 +2226,9 @@
     <w:rPr>
       <w:rFonts w:ascii="Calibri" w:cs="Calibri" w:eastAsia="Calibri" w:hAnsi="Calibri"/>
       <w:b w:val="1"/>
+      <w:bCs w:val="1"/>
       <w:i w:val="0"/>
+      <w:iCs w:val="0"/>
       <w:smallCaps w:val="0"/>
       <w:strike w:val="0"/>
       <w:color w:val="000000"/>
@@ -2730,7 +2263,9 @@
     <w:rPr>
       <w:rFonts w:ascii="Calibri" w:cs="Calibri" w:eastAsia="Calibri" w:hAnsi="Calibri"/>
       <w:b w:val="1"/>
+      <w:bCs w:val="1"/>
       <w:i w:val="0"/>
+      <w:iCs w:val="0"/>
       <w:smallCaps w:val="0"/>
       <w:strike w:val="0"/>
       <w:color w:val="000000"/>
@@ -2755,6 +2290,7 @@
     <w:rPr>
       <w:rFonts w:ascii="Times New Roman" w:cs="Times New Roman" w:eastAsia="Times New Roman" w:hAnsi="Times New Roman"/>
       <w:b w:val="1"/>
+      <w:bCs w:val="1"/>
       <w:color w:val="000000"/>
       <w:sz w:val="32"/>
       <w:szCs w:val="32"/>
@@ -2766,215 +2302,11 @@
   <w:style w:type="table" w:styleId="TableNormal" w:default="1">
     <w:name w:val="Table Normal"/>
   </w:style>
-  <w:style w:type="paragraph" w:styleId="Heading1">
-    <w:name w:val="heading 1"/>
-    <w:basedOn w:val="Normal"/>
-    <w:next w:val="Normal"/>
-    <w:pPr>
-      <w:keepNext w:val="1"/>
-      <w:keepLines w:val="1"/>
-      <w:spacing w:after="0" w:before="240" w:lineRule="auto"/>
-    </w:pPr>
-    <w:rPr>
-      <w:rFonts w:ascii="Calibri" w:cs="Calibri" w:eastAsia="Calibri" w:hAnsi="Calibri"/>
-      <w:color w:val="2f5496"/>
-      <w:sz w:val="32"/>
-      <w:szCs w:val="32"/>
-    </w:rPr>
+  <w:style w:type="paragraph" w:styleId="Normal" w:default="1">
+    <w:name w:val="normal"/>
   </w:style>
-  <w:style w:type="paragraph" w:styleId="Heading2">
-    <w:name w:val="heading 2"/>
-    <w:basedOn w:val="Normal"/>
-    <w:next w:val="Normal"/>
-    <w:pPr>
-      <w:keepNext w:val="1"/>
-      <w:keepLines w:val="1"/>
-      <w:pageBreakBefore w:val="0"/>
-      <w:widowControl w:val="1"/>
-      <w:pBdr>
-        <w:top w:space="0" w:sz="0" w:val="nil"/>
-        <w:left w:space="0" w:sz="0" w:val="nil"/>
-        <w:bottom w:space="0" w:sz="0" w:val="nil"/>
-        <w:right w:space="0" w:sz="0" w:val="nil"/>
-        <w:between w:space="0" w:sz="0" w:val="nil"/>
-      </w:pBdr>
-      <w:shd w:fill="auto" w:val="clear"/>
-      <w:spacing w:after="80" w:before="360" w:line="276" w:lineRule="auto"/>
-      <w:ind w:left="0" w:right="0" w:firstLine="0"/>
-      <w:jc w:val="left"/>
-    </w:pPr>
-    <w:rPr>
-      <w:rFonts w:ascii="Calibri" w:cs="Calibri" w:eastAsia="Calibri" w:hAnsi="Calibri"/>
-      <w:b w:val="1"/>
-      <w:i w:val="0"/>
-      <w:smallCaps w:val="0"/>
-      <w:strike w:val="0"/>
-      <w:color w:val="000000"/>
-      <w:sz w:val="36"/>
-      <w:szCs w:val="36"/>
-      <w:u w:val="none"/>
-      <w:shd w:fill="auto" w:val="clear"/>
-      <w:vertAlign w:val="baseline"/>
-    </w:rPr>
-  </w:style>
-  <w:style w:type="paragraph" w:styleId="Heading3">
-    <w:name w:val="heading 3"/>
-    <w:basedOn w:val="Normal"/>
-    <w:next w:val="Normal"/>
-    <w:pPr>
-      <w:keepNext w:val="1"/>
-      <w:keepLines w:val="1"/>
-      <w:pageBreakBefore w:val="0"/>
-      <w:widowControl w:val="1"/>
-      <w:pBdr>
-        <w:top w:space="0" w:sz="0" w:val="nil"/>
-        <w:left w:space="0" w:sz="0" w:val="nil"/>
-        <w:bottom w:space="0" w:sz="0" w:val="nil"/>
-        <w:right w:space="0" w:sz="0" w:val="nil"/>
-        <w:between w:space="0" w:sz="0" w:val="nil"/>
-      </w:pBdr>
-      <w:shd w:fill="auto" w:val="clear"/>
-      <w:spacing w:after="80" w:before="280" w:line="276" w:lineRule="auto"/>
-      <w:ind w:left="0" w:right="0" w:firstLine="0"/>
-      <w:jc w:val="left"/>
-    </w:pPr>
-    <w:rPr>
-      <w:rFonts w:ascii="Calibri" w:cs="Calibri" w:eastAsia="Calibri" w:hAnsi="Calibri"/>
-      <w:b w:val="1"/>
-      <w:i w:val="0"/>
-      <w:smallCaps w:val="0"/>
-      <w:strike w:val="0"/>
-      <w:color w:val="000000"/>
-      <w:sz w:val="28"/>
-      <w:szCs w:val="28"/>
-      <w:u w:val="none"/>
-      <w:shd w:fill="auto" w:val="clear"/>
-      <w:vertAlign w:val="baseline"/>
-    </w:rPr>
-  </w:style>
-  <w:style w:type="paragraph" w:styleId="Heading4">
-    <w:name w:val="heading 4"/>
-    <w:basedOn w:val="Normal"/>
-    <w:next w:val="Normal"/>
-    <w:pPr>
-      <w:keepNext w:val="1"/>
-      <w:keepLines w:val="1"/>
-      <w:pageBreakBefore w:val="0"/>
-      <w:widowControl w:val="1"/>
-      <w:pBdr>
-        <w:top w:space="0" w:sz="0" w:val="nil"/>
-        <w:left w:space="0" w:sz="0" w:val="nil"/>
-        <w:bottom w:space="0" w:sz="0" w:val="nil"/>
-        <w:right w:space="0" w:sz="0" w:val="nil"/>
-        <w:between w:space="0" w:sz="0" w:val="nil"/>
-      </w:pBdr>
-      <w:shd w:fill="auto" w:val="clear"/>
-      <w:spacing w:after="40" w:before="240" w:line="276" w:lineRule="auto"/>
-      <w:ind w:left="0" w:right="0" w:firstLine="0"/>
-      <w:jc w:val="left"/>
-    </w:pPr>
-    <w:rPr>
-      <w:rFonts w:ascii="Calibri" w:cs="Calibri" w:eastAsia="Calibri" w:hAnsi="Calibri"/>
-      <w:b w:val="1"/>
-      <w:i w:val="0"/>
-      <w:smallCaps w:val="0"/>
-      <w:strike w:val="0"/>
-      <w:color w:val="000000"/>
-      <w:sz w:val="24"/>
-      <w:szCs w:val="24"/>
-      <w:u w:val="none"/>
-      <w:shd w:fill="auto" w:val="clear"/>
-      <w:vertAlign w:val="baseline"/>
-    </w:rPr>
-  </w:style>
-  <w:style w:type="paragraph" w:styleId="Heading5">
-    <w:name w:val="heading 5"/>
-    <w:basedOn w:val="Normal"/>
-    <w:next w:val="Normal"/>
-    <w:pPr>
-      <w:keepNext w:val="1"/>
-      <w:keepLines w:val="1"/>
-      <w:pageBreakBefore w:val="0"/>
-      <w:widowControl w:val="1"/>
-      <w:pBdr>
-        <w:top w:space="0" w:sz="0" w:val="nil"/>
-        <w:left w:space="0" w:sz="0" w:val="nil"/>
-        <w:bottom w:space="0" w:sz="0" w:val="nil"/>
-        <w:right w:space="0" w:sz="0" w:val="nil"/>
-        <w:between w:space="0" w:sz="0" w:val="nil"/>
-      </w:pBdr>
-      <w:shd w:fill="auto" w:val="clear"/>
-      <w:spacing w:after="40" w:before="220" w:line="276" w:lineRule="auto"/>
-      <w:ind w:left="0" w:right="0" w:firstLine="0"/>
-      <w:jc w:val="left"/>
-    </w:pPr>
-    <w:rPr>
-      <w:rFonts w:ascii="Calibri" w:cs="Calibri" w:eastAsia="Calibri" w:hAnsi="Calibri"/>
-      <w:b w:val="1"/>
-      <w:i w:val="0"/>
-      <w:smallCaps w:val="0"/>
-      <w:strike w:val="0"/>
-      <w:color w:val="000000"/>
-      <w:sz w:val="22"/>
-      <w:szCs w:val="22"/>
-      <w:u w:val="none"/>
-      <w:shd w:fill="auto" w:val="clear"/>
-      <w:vertAlign w:val="baseline"/>
-    </w:rPr>
-  </w:style>
-  <w:style w:type="paragraph" w:styleId="Heading6">
-    <w:name w:val="heading 6"/>
-    <w:basedOn w:val="Normal"/>
-    <w:next w:val="Normal"/>
-    <w:pPr>
-      <w:keepNext w:val="1"/>
-      <w:keepLines w:val="1"/>
-      <w:pageBreakBefore w:val="0"/>
-      <w:widowControl w:val="1"/>
-      <w:pBdr>
-        <w:top w:space="0" w:sz="0" w:val="nil"/>
-        <w:left w:space="0" w:sz="0" w:val="nil"/>
-        <w:bottom w:space="0" w:sz="0" w:val="nil"/>
-        <w:right w:space="0" w:sz="0" w:val="nil"/>
-        <w:between w:space="0" w:sz="0" w:val="nil"/>
-      </w:pBdr>
-      <w:shd w:fill="auto" w:val="clear"/>
-      <w:spacing w:after="40" w:before="200" w:line="276" w:lineRule="auto"/>
-      <w:ind w:left="0" w:right="0" w:firstLine="0"/>
-      <w:jc w:val="left"/>
-    </w:pPr>
-    <w:rPr>
-      <w:rFonts w:ascii="Calibri" w:cs="Calibri" w:eastAsia="Calibri" w:hAnsi="Calibri"/>
-      <w:b w:val="1"/>
-      <w:i w:val="0"/>
-      <w:smallCaps w:val="0"/>
-      <w:strike w:val="0"/>
-      <w:color w:val="000000"/>
-      <w:sz w:val="20"/>
-      <w:szCs w:val="20"/>
-      <w:u w:val="none"/>
-      <w:shd w:fill="auto" w:val="clear"/>
-      <w:vertAlign w:val="baseline"/>
-    </w:rPr>
-  </w:style>
-  <w:style w:type="paragraph" w:styleId="Title">
-    <w:name w:val="Title"/>
-    <w:basedOn w:val="Normal"/>
-    <w:next w:val="Normal"/>
-    <w:pPr>
-      <w:keepNext w:val="1"/>
-      <w:keepLines w:val="0"/>
-      <w:widowControl w:val="0"/>
-      <w:spacing w:after="60" w:before="240" w:line="240" w:lineRule="auto"/>
-      <w:jc w:val="center"/>
-    </w:pPr>
-    <w:rPr>
-      <w:rFonts w:ascii="Times New Roman" w:cs="Times New Roman" w:eastAsia="Times New Roman" w:hAnsi="Times New Roman"/>
-      <w:b w:val="1"/>
-      <w:color w:val="000000"/>
-      <w:sz w:val="32"/>
-      <w:szCs w:val="32"/>
-    </w:rPr>
+  <w:style w:type="table" w:styleId="TableNormal" w:default="1">
+    <w:name w:val="Table Normal"/>
   </w:style>
   <w:style w:type="paragraph" w:styleId="Subtitle">
     <w:name w:val="Subtitle"/>
@@ -3000,42 +2332,9 @@
     <w:rPr>
       <w:rFonts w:ascii="Georgia" w:cs="Georgia" w:eastAsia="Georgia" w:hAnsi="Georgia"/>
       <w:b w:val="0"/>
+      <w:bCs w:val="0"/>
       <w:i w:val="1"/>
-      <w:smallCaps w:val="0"/>
-      <w:strike w:val="0"/>
-      <w:color w:val="666666"/>
-      <w:sz w:val="48"/>
-      <w:szCs w:val="48"/>
-      <w:u w:val="none"/>
-      <w:shd w:fill="auto" w:val="clear"/>
-      <w:vertAlign w:val="baseline"/>
-    </w:rPr>
-  </w:style>
-  <w:style w:type="paragraph" w:styleId="Subtitle">
-    <w:name w:val="Subtitle"/>
-    <w:basedOn w:val="Normal"/>
-    <w:next w:val="Normal"/>
-    <w:pPr>
-      <w:keepNext w:val="1"/>
-      <w:keepLines w:val="1"/>
-      <w:pageBreakBefore w:val="0"/>
-      <w:widowControl w:val="1"/>
-      <w:pBdr>
-        <w:top w:space="0" w:sz="0" w:val="nil"/>
-        <w:left w:space="0" w:sz="0" w:val="nil"/>
-        <w:bottom w:space="0" w:sz="0" w:val="nil"/>
-        <w:right w:space="0" w:sz="0" w:val="nil"/>
-        <w:between w:space="0" w:sz="0" w:val="nil"/>
-      </w:pBdr>
-      <w:shd w:fill="auto" w:val="clear"/>
-      <w:spacing w:after="80" w:before="360" w:line="276" w:lineRule="auto"/>
-      <w:ind w:left="0" w:right="0" w:firstLine="0"/>
-      <w:jc w:val="left"/>
-    </w:pPr>
-    <w:rPr>
-      <w:rFonts w:ascii="Georgia" w:cs="Georgia" w:eastAsia="Georgia" w:hAnsi="Georgia"/>
-      <w:b w:val="0"/>
-      <w:i w:val="1"/>
+      <w:iCs w:val="1"/>
       <w:smallCaps w:val="0"/>
       <w:strike w:val="0"/>
       <w:color w:val="666666"/>
@@ -3371,7 +2670,7 @@
 
 <file path=customXML/item1.xml><?xml version="1.0" encoding="utf-8"?>
 <go:gDocsCustomXmlDataStorage xmlns:go="http://customooxmlschemas.google.com/" xmlns:r="http://schemas.openxmlformats.org/officeDocument/2006/relationships" uri="GoogleDocsCustomDataVersion2">
-  <go:docsCustomData xmlns:go="http://customooxmlschemas.google.com/" roundtripDataSignature="AMtx7mjsMOb/eMAy+YQ9LZqFZm/c8QmP2g==">CgMxLjAyCGguZ2pkZ3hzMgloLjMwajB6bGwyDmguaDdhemQyOHMybTQ5Mg5oLjVoeXJ3YnR3bW15bDIOaC4yZjBuZ3pjYWhjbHcyDmguaTRkaGpkazBrbmpuMg5oLm84MHR5amZwaTVzazIOaC5lajI0bjJrZm91Y3oyDmguYmQ4b3ZiZGNoZDQ5Mg5oLm93eTJvZGR0Zjl0bzIOaC4ycHUwcjA0d3I0amIyDmgubmF4cDk5ajRnM3llMg5oLnVkcHQ4cnB6cnZ4NDIOaC5jYnNjcHZqNWY3YXg4AHIhMUxhNkJubFNSXzZLcTRCcktjX05WQ09Xcmo3VE1hZmIz</go:docsCustomData>
+  <go:docsCustomData xmlns:go="http://customooxmlschemas.google.com/" roundtripDataSignature="AMtx7mg145esnywxjN/J/yXH8zipcsoxsg==">CgMxLjAyCGguZ2pkZ3hzOAByITFPY1hlZkhseVZSSHR1Q3V1d2c3M2NrajdDY1JHMTJ0RA==</go:docsCustomData>
 </go:gDocsCustomXmlDataStorage>
 </file>
 
